--- a/作業/HW3/hw3_114033607.docx
+++ b/作業/HW3/hw3_114033607.docx
@@ -393,7 +393,7 @@
         <w:widowControl/>
         <w:jc w:val="center"/>
         <w:rPr>
-          <w:rFonts w:ascii="標楷體" w:hAnsi="標楷體"/>
+          <w:noProof/>
         </w:rPr>
       </w:pPr>
       <w:r>
@@ -428,21 +428,113 @@
       <w:pPr>
         <w:pStyle w:val="1"/>
         <w:tabs>
+          <w:tab w:val="left" w:pos="1200"/>
           <w:tab w:val="right" w:leader="dot" w:pos="8296"/>
         </w:tabs>
         <w:rPr>
+          <w:rFonts w:asciiTheme="minorHAnsi" w:eastAsiaTheme="minorEastAsia" w:hAnsiTheme="minorHAnsi" w:cstheme="minorBidi"/>
           <w:noProof/>
-          <w:sz w:val="28"/>
-          <w:szCs w:val="28"/>
-        </w:rPr>
-      </w:pPr>
-      <w:hyperlink w:anchor="_Toc215007042" w:history="1">
+          <w:sz w:val="24"/>
+          <w:szCs w:val="24"/>
+          <w14:ligatures w14:val="standardContextual"/>
+        </w:rPr>
+      </w:pPr>
+      <w:hyperlink w:anchor="_Toc216209656" w:history="1">
+        <w:r>
+          <w:rPr>
+            <w:rStyle w:val="ac"/>
+            <w:rFonts w:hint="eastAsia"/>
+            <w:noProof/>
+          </w:rPr>
+          <w:t>一、</w:t>
+        </w:r>
+        <w:r>
+          <w:rPr>
+            <w:rFonts w:asciiTheme="minorHAnsi" w:eastAsiaTheme="minorEastAsia" w:hAnsiTheme="minorHAnsi" w:cstheme="minorBidi"/>
+            <w:noProof/>
+            <w:sz w:val="24"/>
+            <w:szCs w:val="24"/>
+            <w14:ligatures w14:val="standardContextual"/>
+          </w:rPr>
+          <w:tab/>
+        </w:r>
         <w:r>
           <w:rPr>
             <w:rStyle w:val="ac"/>
             <w:noProof/>
-            <w:sz w:val="28"/>
-            <w:szCs w:val="28"/>
+          </w:rPr>
+          <w:t>Air Quality Analysis and LSTM Forecasting</w:t>
+        </w:r>
+        <w:r>
+          <w:rPr>
+            <w:noProof/>
+            <w:webHidden/>
+          </w:rPr>
+          <w:tab/>
+        </w:r>
+        <w:r>
+          <w:rPr>
+            <w:noProof/>
+            <w:webHidden/>
+          </w:rPr>
+          <w:fldChar w:fldCharType="begin"/>
+        </w:r>
+        <w:r>
+          <w:rPr>
+            <w:noProof/>
+            <w:webHidden/>
+          </w:rPr>
+          <w:instrText xml:space="preserve"> PAGEREF _Toc216209656 \h </w:instrText>
+        </w:r>
+        <w:r>
+          <w:rPr>
+            <w:noProof/>
+            <w:webHidden/>
+          </w:rPr>
+        </w:r>
+        <w:r>
+          <w:rPr>
+            <w:noProof/>
+            <w:webHidden/>
+          </w:rPr>
+          <w:fldChar w:fldCharType="separate"/>
+        </w:r>
+        <w:r>
+          <w:rPr>
+            <w:noProof/>
+            <w:webHidden/>
+          </w:rPr>
+          <w:t>3</w:t>
+        </w:r>
+        <w:r>
+          <w:rPr>
+            <w:noProof/>
+            <w:webHidden/>
+          </w:rPr>
+          <w:fldChar w:fldCharType="end"/>
+        </w:r>
+      </w:hyperlink>
+    </w:p>
+    <w:p>
+      <w:pPr>
+        <w:pStyle w:val="2"/>
+        <w:tabs>
+          <w:tab w:val="right" w:leader="dot" w:pos="8296"/>
+        </w:tabs>
+        <w:ind w:left="720"/>
+        <w:rPr>
+          <w:rFonts w:asciiTheme="minorHAnsi" w:eastAsiaTheme="minorEastAsia" w:hAnsiTheme="minorHAnsi" w:cstheme="minorBidi"/>
+          <w:noProof/>
+          <w:sz w:val="24"/>
+          <w:szCs w:val="24"/>
+          <w14:ligatures w14:val="standardContextual"/>
+        </w:rPr>
+      </w:pPr>
+      <w:hyperlink w:anchor="_Toc216209657" w:history="1">
+        <w:r>
+          <w:rPr>
+            <w:rStyle w:val="ac"/>
+            <w:noProof/>
           </w:rPr>
           <w:t>Task 1.</w:t>
         </w:r>
@@ -450,8 +542,6 @@
           <w:rPr>
             <w:noProof/>
             <w:webHidden/>
-            <w:sz w:val="28"/>
-            <w:szCs w:val="28"/>
           </w:rPr>
           <w:tab/>
         </w:r>
@@ -459,8 +549,6 @@
           <w:rPr>
             <w:noProof/>
             <w:webHidden/>
-            <w:sz w:val="28"/>
-            <w:szCs w:val="28"/>
           </w:rPr>
           <w:fldChar w:fldCharType="begin"/>
         </w:r>
@@ -468,25 +556,19 @@
           <w:rPr>
             <w:noProof/>
             <w:webHidden/>
-            <w:sz w:val="28"/>
-            <w:szCs w:val="28"/>
           </w:rPr>
-          <w:instrText xml:space="preserve"> PAGEREF _Toc215007042 \h </w:instrText>
+          <w:instrText xml:space="preserve"> PAGEREF _Toc216209657 \h </w:instrText>
         </w:r>
         <w:r>
           <w:rPr>
             <w:noProof/>
             <w:webHidden/>
-            <w:sz w:val="28"/>
-            <w:szCs w:val="28"/>
           </w:rPr>
         </w:r>
         <w:r>
           <w:rPr>
             <w:noProof/>
             <w:webHidden/>
-            <w:sz w:val="28"/>
-            <w:szCs w:val="28"/>
           </w:rPr>
           <w:fldChar w:fldCharType="separate"/>
         </w:r>
@@ -494,8 +576,6 @@
           <w:rPr>
             <w:noProof/>
             <w:webHidden/>
-            <w:sz w:val="28"/>
-            <w:szCs w:val="28"/>
           </w:rPr>
           <w:t>3</w:t>
         </w:r>
@@ -503,8 +583,6 @@
           <w:rPr>
             <w:noProof/>
             <w:webHidden/>
-            <w:sz w:val="28"/>
-            <w:szCs w:val="28"/>
           </w:rPr>
           <w:fldChar w:fldCharType="end"/>
         </w:r>
@@ -514,31 +592,179 @@
       <w:pPr>
         <w:pStyle w:val="2"/>
         <w:tabs>
-          <w:tab w:val="left" w:pos="960"/>
           <w:tab w:val="right" w:leader="dot" w:pos="8296"/>
         </w:tabs>
         <w:ind w:left="720"/>
         <w:rPr>
+          <w:rFonts w:asciiTheme="minorHAnsi" w:eastAsiaTheme="minorEastAsia" w:hAnsiTheme="minorHAnsi" w:cstheme="minorBidi"/>
           <w:noProof/>
-          <w:sz w:val="28"/>
-          <w:szCs w:val="28"/>
-        </w:rPr>
-      </w:pPr>
-      <w:hyperlink w:anchor="_Toc215007043" w:history="1">
+          <w:sz w:val="24"/>
+          <w:szCs w:val="24"/>
+          <w14:ligatures w14:val="standardContextual"/>
+        </w:rPr>
+      </w:pPr>
+      <w:hyperlink w:anchor="_Toc216209658" w:history="1">
         <w:r>
           <w:rPr>
             <w:rStyle w:val="ac"/>
             <w:noProof/>
-            <w:sz w:val="28"/>
-            <w:szCs w:val="28"/>
           </w:rPr>
-          <w:t>1.</w:t>
+          <w:t>Task 2.</w:t>
         </w:r>
         <w:r>
           <w:rPr>
             <w:noProof/>
-            <w:sz w:val="28"/>
-            <w:szCs w:val="28"/>
+            <w:webHidden/>
+          </w:rPr>
+          <w:tab/>
+        </w:r>
+        <w:r>
+          <w:rPr>
+            <w:noProof/>
+            <w:webHidden/>
+          </w:rPr>
+          <w:fldChar w:fldCharType="begin"/>
+        </w:r>
+        <w:r>
+          <w:rPr>
+            <w:noProof/>
+            <w:webHidden/>
+          </w:rPr>
+          <w:instrText xml:space="preserve"> PAGEREF _Toc216209658 \h </w:instrText>
+        </w:r>
+        <w:r>
+          <w:rPr>
+            <w:noProof/>
+            <w:webHidden/>
+          </w:rPr>
+        </w:r>
+        <w:r>
+          <w:rPr>
+            <w:noProof/>
+            <w:webHidden/>
+          </w:rPr>
+          <w:fldChar w:fldCharType="separate"/>
+        </w:r>
+        <w:r>
+          <w:rPr>
+            <w:noProof/>
+            <w:webHidden/>
+          </w:rPr>
+          <w:t>5</w:t>
+        </w:r>
+        <w:r>
+          <w:rPr>
+            <w:noProof/>
+            <w:webHidden/>
+          </w:rPr>
+          <w:fldChar w:fldCharType="end"/>
+        </w:r>
+      </w:hyperlink>
+    </w:p>
+    <w:p>
+      <w:pPr>
+        <w:pStyle w:val="2"/>
+        <w:tabs>
+          <w:tab w:val="right" w:leader="dot" w:pos="8296"/>
+        </w:tabs>
+        <w:ind w:left="720"/>
+        <w:rPr>
+          <w:rFonts w:asciiTheme="minorHAnsi" w:eastAsiaTheme="minorEastAsia" w:hAnsiTheme="minorHAnsi" w:cstheme="minorBidi"/>
+          <w:noProof/>
+          <w:sz w:val="24"/>
+          <w:szCs w:val="24"/>
+          <w14:ligatures w14:val="standardContextual"/>
+        </w:rPr>
+      </w:pPr>
+      <w:hyperlink w:anchor="_Toc216209659" w:history="1">
+        <w:r>
+          <w:rPr>
+            <w:rStyle w:val="ac"/>
+            <w:noProof/>
+          </w:rPr>
+          <w:t>Task 3.</w:t>
+        </w:r>
+        <w:r>
+          <w:rPr>
+            <w:noProof/>
+            <w:webHidden/>
+          </w:rPr>
+          <w:tab/>
+        </w:r>
+        <w:r>
+          <w:rPr>
+            <w:noProof/>
+            <w:webHidden/>
+          </w:rPr>
+          <w:fldChar w:fldCharType="begin"/>
+        </w:r>
+        <w:r>
+          <w:rPr>
+            <w:noProof/>
+            <w:webHidden/>
+          </w:rPr>
+          <w:instrText xml:space="preserve"> PAGEREF _Toc216209659 \h </w:instrText>
+        </w:r>
+        <w:r>
+          <w:rPr>
+            <w:noProof/>
+            <w:webHidden/>
+          </w:rPr>
+        </w:r>
+        <w:r>
+          <w:rPr>
+            <w:noProof/>
+            <w:webHidden/>
+          </w:rPr>
+          <w:fldChar w:fldCharType="separate"/>
+        </w:r>
+        <w:r>
+          <w:rPr>
+            <w:noProof/>
+            <w:webHidden/>
+          </w:rPr>
+          <w:t>6</w:t>
+        </w:r>
+        <w:r>
+          <w:rPr>
+            <w:noProof/>
+            <w:webHidden/>
+          </w:rPr>
+          <w:fldChar w:fldCharType="end"/>
+        </w:r>
+      </w:hyperlink>
+    </w:p>
+    <w:p>
+      <w:pPr>
+        <w:pStyle w:val="1"/>
+        <w:tabs>
+          <w:tab w:val="left" w:pos="1200"/>
+          <w:tab w:val="right" w:leader="dot" w:pos="8296"/>
+        </w:tabs>
+        <w:rPr>
+          <w:rFonts w:asciiTheme="minorHAnsi" w:eastAsiaTheme="minorEastAsia" w:hAnsiTheme="minorHAnsi" w:cstheme="minorBidi"/>
+          <w:noProof/>
+          <w:sz w:val="24"/>
+          <w:szCs w:val="24"/>
+          <w14:ligatures w14:val="standardContextual"/>
+        </w:rPr>
+      </w:pPr>
+      <w:hyperlink w:anchor="_Toc216209660" w:history="1">
+        <w:r>
+          <w:rPr>
+            <w:rStyle w:val="ac"/>
+            <w:rFonts w:hint="eastAsia"/>
+            <w:noProof/>
+          </w:rPr>
+          <w:t>二、</w:t>
+        </w:r>
+        <w:r>
+          <w:rPr>
+            <w:rFonts w:asciiTheme="minorHAnsi" w:eastAsiaTheme="minorEastAsia" w:hAnsiTheme="minorHAnsi" w:cstheme="minorBidi"/>
+            <w:noProof/>
+            <w:sz w:val="24"/>
+            <w:szCs w:val="24"/>
+            <w14:ligatures w14:val="standardContextual"/>
           </w:rPr>
           <w:tab/>
         </w:r>
@@ -546,118 +772,13 @@
           <w:rPr>
             <w:rStyle w:val="ac"/>
             <w:noProof/>
-            <w:sz w:val="28"/>
-            <w:szCs w:val="28"/>
           </w:rPr>
-          <w:t>Kernal:3</w:t>
-        </w:r>
-        <m:oMath>
-          <m:r>
-            <w:rPr>
-              <w:rStyle w:val="ac"/>
-              <w:rFonts w:ascii="Cambria Math" w:hAnsi="Cambria Math"/>
-              <w:noProof/>
-              <w:sz w:val="28"/>
-              <w:szCs w:val="28"/>
-            </w:rPr>
-            <m:t>×</m:t>
-          </m:r>
-        </m:oMath>
-        <w:r>
-          <w:rPr>
-            <w:rStyle w:val="ac"/>
-            <w:noProof/>
-            <w:sz w:val="28"/>
-            <w:szCs w:val="28"/>
-          </w:rPr>
-          <w:t>3</w:t>
-        </w:r>
-        <w:r>
-          <w:rPr>
-            <w:rStyle w:val="ac"/>
-            <w:rFonts w:hint="eastAsia"/>
-            <w:noProof/>
-            <w:sz w:val="28"/>
-            <w:szCs w:val="28"/>
-          </w:rPr>
-          <w:t>、</w:t>
-        </w:r>
-        <w:r>
-          <w:rPr>
-            <w:rStyle w:val="ac"/>
-            <w:noProof/>
-            <w:sz w:val="28"/>
-            <w:szCs w:val="28"/>
-          </w:rPr>
-          <w:t>stride:1</w:t>
-        </w:r>
-        <w:r>
-          <w:rPr>
-            <w:rStyle w:val="ac"/>
-            <w:rFonts w:hint="eastAsia"/>
-            <w:noProof/>
-            <w:sz w:val="28"/>
-            <w:szCs w:val="28"/>
-          </w:rPr>
-          <w:t>、</w:t>
-        </w:r>
-        <w:r>
-          <w:rPr>
-            <w:rStyle w:val="ac"/>
-            <w:noProof/>
-            <w:sz w:val="28"/>
-            <w:szCs w:val="28"/>
-          </w:rPr>
-          <w:t>filter:32</w:t>
-        </w:r>
-        <m:oMath>
-          <m:r>
-            <w:rPr>
-              <w:rStyle w:val="ac"/>
-              <w:rFonts w:ascii="Cambria Math" w:hAnsi="Cambria Math" w:hint="eastAsia"/>
-              <w:noProof/>
-              <w:sz w:val="28"/>
-              <w:szCs w:val="28"/>
-            </w:rPr>
-            <m:t>→</m:t>
-          </m:r>
-        </m:oMath>
-        <w:r>
-          <w:rPr>
-            <w:rStyle w:val="ac"/>
-            <w:noProof/>
-            <w:sz w:val="28"/>
-            <w:szCs w:val="28"/>
-          </w:rPr>
-          <w:t>64</w:t>
-        </w:r>
-        <m:oMath>
-          <m:r>
-            <w:rPr>
-              <w:rStyle w:val="ac"/>
-              <w:rFonts w:ascii="Cambria Math" w:hAnsi="Cambria Math" w:hint="eastAsia"/>
-              <w:noProof/>
-              <w:sz w:val="28"/>
-              <w:szCs w:val="28"/>
-            </w:rPr>
-            <m:t>→</m:t>
-          </m:r>
-        </m:oMath>
-        <w:r>
-          <w:rPr>
-            <w:rStyle w:val="ac"/>
-            <w:noProof/>
-            <w:sz w:val="28"/>
-            <w:szCs w:val="28"/>
-          </w:rPr>
-          <w:t>128</w:t>
+          <w:t>Lego Minifigure Generation</w:t>
         </w:r>
         <w:r>
           <w:rPr>
             <w:noProof/>
             <w:webHidden/>
-            <w:sz w:val="28"/>
-            <w:szCs w:val="28"/>
           </w:rPr>
           <w:tab/>
         </w:r>
@@ -665,8 +786,6 @@
           <w:rPr>
             <w:noProof/>
             <w:webHidden/>
-            <w:sz w:val="28"/>
-            <w:szCs w:val="28"/>
           </w:rPr>
           <w:fldChar w:fldCharType="begin"/>
         </w:r>
@@ -674,25 +793,19 @@
           <w:rPr>
             <w:noProof/>
             <w:webHidden/>
-            <w:sz w:val="28"/>
-            <w:szCs w:val="28"/>
           </w:rPr>
-          <w:instrText xml:space="preserve"> PAGEREF _Toc215007043 \h </w:instrText>
+          <w:instrText xml:space="preserve"> PAGEREF _Toc216209660 \h </w:instrText>
         </w:r>
         <w:r>
           <w:rPr>
             <w:noProof/>
             <w:webHidden/>
-            <w:sz w:val="28"/>
-            <w:szCs w:val="28"/>
           </w:rPr>
         </w:r>
         <w:r>
           <w:rPr>
             <w:noProof/>
             <w:webHidden/>
-            <w:sz w:val="28"/>
-            <w:szCs w:val="28"/>
           </w:rPr>
           <w:fldChar w:fldCharType="separate"/>
         </w:r>
@@ -700,17 +813,13 @@
           <w:rPr>
             <w:noProof/>
             <w:webHidden/>
-            <w:sz w:val="28"/>
-            <w:szCs w:val="28"/>
           </w:rPr>
-          <w:t>3</w:t>
+          <w:t>9</w:t>
         </w:r>
         <w:r>
           <w:rPr>
             <w:noProof/>
             <w:webHidden/>
-            <w:sz w:val="28"/>
-            <w:szCs w:val="28"/>
           </w:rPr>
           <w:fldChar w:fldCharType="end"/>
         </w:r>
@@ -720,150 +829,29 @@
       <w:pPr>
         <w:pStyle w:val="2"/>
         <w:tabs>
-          <w:tab w:val="left" w:pos="960"/>
           <w:tab w:val="right" w:leader="dot" w:pos="8296"/>
         </w:tabs>
         <w:ind w:left="720"/>
         <w:rPr>
+          <w:rFonts w:asciiTheme="minorHAnsi" w:eastAsiaTheme="minorEastAsia" w:hAnsiTheme="minorHAnsi" w:cstheme="minorBidi"/>
           <w:noProof/>
-          <w:sz w:val="28"/>
-          <w:szCs w:val="28"/>
-        </w:rPr>
-      </w:pPr>
-      <w:hyperlink w:anchor="_Toc215007044" w:history="1">
+          <w:sz w:val="24"/>
+          <w:szCs w:val="24"/>
+          <w14:ligatures w14:val="standardContextual"/>
+        </w:rPr>
+      </w:pPr>
+      <w:hyperlink w:anchor="_Toc216209661" w:history="1">
         <w:r>
           <w:rPr>
             <w:rStyle w:val="ac"/>
             <w:noProof/>
-            <w:sz w:val="28"/>
-            <w:szCs w:val="28"/>
           </w:rPr>
-          <w:t>2.</w:t>
-        </w:r>
-        <w:r>
-          <w:rPr>
-            <w:noProof/>
-            <w:sz w:val="28"/>
-            <w:szCs w:val="28"/>
-          </w:rPr>
-          <w:tab/>
-        </w:r>
-        <w:r>
-          <w:rPr>
-            <w:rStyle w:val="ac"/>
-            <w:noProof/>
-            <w:sz w:val="28"/>
-            <w:szCs w:val="28"/>
-          </w:rPr>
-          <w:t>Kernal:5</w:t>
-        </w:r>
-        <m:oMath>
-          <m:r>
-            <w:rPr>
-              <w:rStyle w:val="ac"/>
-              <w:rFonts w:ascii="Cambria Math" w:hAnsi="Cambria Math"/>
-              <w:noProof/>
-              <w:sz w:val="28"/>
-              <w:szCs w:val="28"/>
-            </w:rPr>
-            <m:t>×</m:t>
-          </m:r>
-        </m:oMath>
-        <w:r>
-          <w:rPr>
-            <w:rStyle w:val="ac"/>
-            <w:noProof/>
-            <w:sz w:val="28"/>
-            <w:szCs w:val="28"/>
-          </w:rPr>
-          <w:t>5</w:t>
-        </w:r>
-        <w:r>
-          <w:rPr>
-            <w:rStyle w:val="ac"/>
-            <w:rFonts w:hint="eastAsia"/>
-            <w:noProof/>
-            <w:sz w:val="28"/>
-            <w:szCs w:val="28"/>
-          </w:rPr>
-          <w:t>、</w:t>
-        </w:r>
-        <w:r>
-          <w:rPr>
-            <w:rStyle w:val="ac"/>
-            <w:noProof/>
-            <w:sz w:val="28"/>
-            <w:szCs w:val="28"/>
-          </w:rPr>
-          <w:t>stride:1</w:t>
-        </w:r>
-        <w:r>
-          <w:rPr>
-            <w:rStyle w:val="ac"/>
-            <w:rFonts w:hint="eastAsia"/>
-            <w:noProof/>
-            <w:sz w:val="28"/>
-            <w:szCs w:val="28"/>
-          </w:rPr>
-          <w:t>、</w:t>
-        </w:r>
-        <w:r>
-          <w:rPr>
-            <w:rStyle w:val="ac"/>
-            <w:noProof/>
-            <w:sz w:val="28"/>
-            <w:szCs w:val="28"/>
-          </w:rPr>
-          <w:t>filter:32</w:t>
-        </w:r>
-        <m:oMath>
-          <m:r>
-            <w:rPr>
-              <w:rStyle w:val="ac"/>
-              <w:rFonts w:ascii="Cambria Math" w:hAnsi="Cambria Math" w:hint="eastAsia"/>
-              <w:noProof/>
-              <w:sz w:val="28"/>
-              <w:szCs w:val="28"/>
-            </w:rPr>
-            <m:t>→</m:t>
-          </m:r>
-        </m:oMath>
-        <w:r>
-          <w:rPr>
-            <w:rStyle w:val="ac"/>
-            <w:noProof/>
-            <w:sz w:val="28"/>
-            <w:szCs w:val="28"/>
-          </w:rPr>
-          <w:t>64</w:t>
-        </w:r>
-        <m:oMath>
-          <m:r>
-            <w:rPr>
-              <w:rStyle w:val="ac"/>
-              <w:rFonts w:ascii="Cambria Math" w:hAnsi="Cambria Math" w:hint="eastAsia"/>
-              <w:noProof/>
-              <w:sz w:val="28"/>
-              <w:szCs w:val="28"/>
-            </w:rPr>
-            <m:t>→</m:t>
-          </m:r>
-        </m:oMath>
-        <w:r>
-          <w:rPr>
-            <w:rStyle w:val="ac"/>
-            <w:noProof/>
-            <w:sz w:val="28"/>
-            <w:szCs w:val="28"/>
-          </w:rPr>
-          <w:t>128</w:t>
+          <w:t>Task 1.</w:t>
         </w:r>
         <w:r>
           <w:rPr>
             <w:noProof/>
             <w:webHidden/>
-            <w:sz w:val="28"/>
-            <w:szCs w:val="28"/>
           </w:rPr>
           <w:tab/>
         </w:r>
@@ -871,8 +859,6 @@
           <w:rPr>
             <w:noProof/>
             <w:webHidden/>
-            <w:sz w:val="28"/>
-            <w:szCs w:val="28"/>
           </w:rPr>
           <w:fldChar w:fldCharType="begin"/>
         </w:r>
@@ -880,25 +866,19 @@
           <w:rPr>
             <w:noProof/>
             <w:webHidden/>
-            <w:sz w:val="28"/>
-            <w:szCs w:val="28"/>
           </w:rPr>
-          <w:instrText xml:space="preserve"> PAGEREF _Toc215007044 \h </w:instrText>
+          <w:instrText xml:space="preserve"> PAGEREF _Toc216209661 \h </w:instrText>
         </w:r>
         <w:r>
           <w:rPr>
             <w:noProof/>
             <w:webHidden/>
-            <w:sz w:val="28"/>
-            <w:szCs w:val="28"/>
           </w:rPr>
         </w:r>
         <w:r>
           <w:rPr>
             <w:noProof/>
             <w:webHidden/>
-            <w:sz w:val="28"/>
-            <w:szCs w:val="28"/>
           </w:rPr>
           <w:fldChar w:fldCharType="separate"/>
         </w:r>
@@ -906,17 +886,13 @@
           <w:rPr>
             <w:noProof/>
             <w:webHidden/>
-            <w:sz w:val="28"/>
-            <w:szCs w:val="28"/>
           </w:rPr>
-          <w:t>5</w:t>
+          <w:t>9</w:t>
         </w:r>
         <w:r>
           <w:rPr>
             <w:noProof/>
             <w:webHidden/>
-            <w:sz w:val="28"/>
-            <w:szCs w:val="28"/>
           </w:rPr>
           <w:fldChar w:fldCharType="end"/>
         </w:r>
@@ -926,150 +902,29 @@
       <w:pPr>
         <w:pStyle w:val="2"/>
         <w:tabs>
-          <w:tab w:val="left" w:pos="960"/>
           <w:tab w:val="right" w:leader="dot" w:pos="8296"/>
         </w:tabs>
         <w:ind w:left="720"/>
         <w:rPr>
+          <w:rFonts w:asciiTheme="minorHAnsi" w:eastAsiaTheme="minorEastAsia" w:hAnsiTheme="minorHAnsi" w:cstheme="minorBidi"/>
           <w:noProof/>
-          <w:sz w:val="28"/>
-          <w:szCs w:val="28"/>
-        </w:rPr>
-      </w:pPr>
-      <w:hyperlink w:anchor="_Toc215007045" w:history="1">
+          <w:sz w:val="24"/>
+          <w:szCs w:val="24"/>
+          <w14:ligatures w14:val="standardContextual"/>
+        </w:rPr>
+      </w:pPr>
+      <w:hyperlink w:anchor="_Toc216209662" w:history="1">
         <w:r>
           <w:rPr>
             <w:rStyle w:val="ac"/>
             <w:noProof/>
-            <w:sz w:val="28"/>
-            <w:szCs w:val="28"/>
           </w:rPr>
-          <w:t>3.</w:t>
-        </w:r>
-        <w:r>
-          <w:rPr>
-            <w:noProof/>
-            <w:sz w:val="28"/>
-            <w:szCs w:val="28"/>
-          </w:rPr>
-          <w:tab/>
-        </w:r>
-        <w:r>
-          <w:rPr>
-            <w:rStyle w:val="ac"/>
-            <w:noProof/>
-            <w:sz w:val="28"/>
-            <w:szCs w:val="28"/>
-          </w:rPr>
-          <w:t>Kernal:3</w:t>
-        </w:r>
-        <m:oMath>
-          <m:r>
-            <w:rPr>
-              <w:rStyle w:val="ac"/>
-              <w:rFonts w:ascii="Cambria Math" w:hAnsi="Cambria Math"/>
-              <w:noProof/>
-              <w:sz w:val="28"/>
-              <w:szCs w:val="28"/>
-            </w:rPr>
-            <m:t>×</m:t>
-          </m:r>
-        </m:oMath>
-        <w:r>
-          <w:rPr>
-            <w:rStyle w:val="ac"/>
-            <w:noProof/>
-            <w:sz w:val="28"/>
-            <w:szCs w:val="28"/>
-          </w:rPr>
-          <w:t>3</w:t>
-        </w:r>
-        <w:r>
-          <w:rPr>
-            <w:rStyle w:val="ac"/>
-            <w:rFonts w:hint="eastAsia"/>
-            <w:noProof/>
-            <w:sz w:val="28"/>
-            <w:szCs w:val="28"/>
-          </w:rPr>
-          <w:t>、</w:t>
-        </w:r>
-        <w:r>
-          <w:rPr>
-            <w:rStyle w:val="ac"/>
-            <w:noProof/>
-            <w:sz w:val="28"/>
-            <w:szCs w:val="28"/>
-          </w:rPr>
-          <w:t>stride:2</w:t>
-        </w:r>
-        <w:r>
-          <w:rPr>
-            <w:rStyle w:val="ac"/>
-            <w:rFonts w:hint="eastAsia"/>
-            <w:noProof/>
-            <w:sz w:val="28"/>
-            <w:szCs w:val="28"/>
-          </w:rPr>
-          <w:t>、</w:t>
-        </w:r>
-        <w:r>
-          <w:rPr>
-            <w:rStyle w:val="ac"/>
-            <w:noProof/>
-            <w:sz w:val="28"/>
-            <w:szCs w:val="28"/>
-          </w:rPr>
-          <w:t>filter:32</w:t>
-        </w:r>
-        <m:oMath>
-          <m:r>
-            <w:rPr>
-              <w:rStyle w:val="ac"/>
-              <w:rFonts w:ascii="Cambria Math" w:hAnsi="Cambria Math" w:hint="eastAsia"/>
-              <w:noProof/>
-              <w:sz w:val="28"/>
-              <w:szCs w:val="28"/>
-            </w:rPr>
-            <m:t>→</m:t>
-          </m:r>
-        </m:oMath>
-        <w:r>
-          <w:rPr>
-            <w:rStyle w:val="ac"/>
-            <w:noProof/>
-            <w:sz w:val="28"/>
-            <w:szCs w:val="28"/>
-          </w:rPr>
-          <w:t>64</w:t>
-        </w:r>
-        <m:oMath>
-          <m:r>
-            <w:rPr>
-              <w:rStyle w:val="ac"/>
-              <w:rFonts w:ascii="Cambria Math" w:hAnsi="Cambria Math" w:hint="eastAsia"/>
-              <w:noProof/>
-              <w:sz w:val="28"/>
-              <w:szCs w:val="28"/>
-            </w:rPr>
-            <m:t>→</m:t>
-          </m:r>
-        </m:oMath>
-        <w:r>
-          <w:rPr>
-            <w:rStyle w:val="ac"/>
-            <w:noProof/>
-            <w:sz w:val="28"/>
-            <w:szCs w:val="28"/>
-          </w:rPr>
-          <w:t>128</w:t>
+          <w:t>Task 2.</w:t>
         </w:r>
         <w:r>
           <w:rPr>
             <w:noProof/>
             <w:webHidden/>
-            <w:sz w:val="28"/>
-            <w:szCs w:val="28"/>
           </w:rPr>
           <w:tab/>
         </w:r>
@@ -1077,8 +932,6 @@
           <w:rPr>
             <w:noProof/>
             <w:webHidden/>
-            <w:sz w:val="28"/>
-            <w:szCs w:val="28"/>
           </w:rPr>
           <w:fldChar w:fldCharType="begin"/>
         </w:r>
@@ -1086,25 +939,19 @@
           <w:rPr>
             <w:noProof/>
             <w:webHidden/>
-            <w:sz w:val="28"/>
-            <w:szCs w:val="28"/>
           </w:rPr>
-          <w:instrText xml:space="preserve"> PAGEREF _Toc215007045 \h </w:instrText>
+          <w:instrText xml:space="preserve"> PAGEREF _Toc216209662 \h </w:instrText>
         </w:r>
         <w:r>
           <w:rPr>
             <w:noProof/>
             <w:webHidden/>
-            <w:sz w:val="28"/>
-            <w:szCs w:val="28"/>
           </w:rPr>
         </w:r>
         <w:r>
           <w:rPr>
             <w:noProof/>
             <w:webHidden/>
-            <w:sz w:val="28"/>
-            <w:szCs w:val="28"/>
           </w:rPr>
           <w:fldChar w:fldCharType="separate"/>
         </w:r>
@@ -1112,17 +959,13 @@
           <w:rPr>
             <w:noProof/>
             <w:webHidden/>
-            <w:sz w:val="28"/>
-            <w:szCs w:val="28"/>
           </w:rPr>
-          <w:t>7</w:t>
+          <w:t>10</w:t>
         </w:r>
         <w:r>
           <w:rPr>
             <w:noProof/>
             <w:webHidden/>
-            <w:sz w:val="28"/>
-            <w:szCs w:val="28"/>
           </w:rPr>
           <w:fldChar w:fldCharType="end"/>
         </w:r>
@@ -1132,150 +975,29 @@
       <w:pPr>
         <w:pStyle w:val="2"/>
         <w:tabs>
-          <w:tab w:val="left" w:pos="960"/>
           <w:tab w:val="right" w:leader="dot" w:pos="8296"/>
         </w:tabs>
         <w:ind w:left="720"/>
         <w:rPr>
+          <w:rFonts w:asciiTheme="minorHAnsi" w:eastAsiaTheme="minorEastAsia" w:hAnsiTheme="minorHAnsi" w:cstheme="minorBidi"/>
           <w:noProof/>
-          <w:sz w:val="28"/>
-          <w:szCs w:val="28"/>
-        </w:rPr>
-      </w:pPr>
-      <w:hyperlink w:anchor="_Toc215007046" w:history="1">
+          <w:sz w:val="24"/>
+          <w:szCs w:val="24"/>
+          <w14:ligatures w14:val="standardContextual"/>
+        </w:rPr>
+      </w:pPr>
+      <w:hyperlink w:anchor="_Toc216209663" w:history="1">
         <w:r>
           <w:rPr>
             <w:rStyle w:val="ac"/>
             <w:noProof/>
-            <w:sz w:val="28"/>
-            <w:szCs w:val="28"/>
           </w:rPr>
-          <w:t>4.</w:t>
-        </w:r>
-        <w:r>
-          <w:rPr>
-            <w:noProof/>
-            <w:sz w:val="28"/>
-            <w:szCs w:val="28"/>
-          </w:rPr>
-          <w:tab/>
-        </w:r>
-        <w:r>
-          <w:rPr>
-            <w:rStyle w:val="ac"/>
-            <w:noProof/>
-            <w:sz w:val="28"/>
-            <w:szCs w:val="28"/>
-          </w:rPr>
-          <w:t>Kernal:3</w:t>
-        </w:r>
-        <m:oMath>
-          <m:r>
-            <w:rPr>
-              <w:rStyle w:val="ac"/>
-              <w:rFonts w:ascii="Cambria Math" w:hAnsi="Cambria Math"/>
-              <w:noProof/>
-              <w:sz w:val="28"/>
-              <w:szCs w:val="28"/>
-            </w:rPr>
-            <m:t>×</m:t>
-          </m:r>
-        </m:oMath>
-        <w:r>
-          <w:rPr>
-            <w:rStyle w:val="ac"/>
-            <w:noProof/>
-            <w:sz w:val="28"/>
-            <w:szCs w:val="28"/>
-          </w:rPr>
-          <w:t>3</w:t>
-        </w:r>
-        <w:r>
-          <w:rPr>
-            <w:rStyle w:val="ac"/>
-            <w:rFonts w:hint="eastAsia"/>
-            <w:noProof/>
-            <w:sz w:val="28"/>
-            <w:szCs w:val="28"/>
-          </w:rPr>
-          <w:t>、</w:t>
-        </w:r>
-        <w:r>
-          <w:rPr>
-            <w:rStyle w:val="ac"/>
-            <w:noProof/>
-            <w:sz w:val="28"/>
-            <w:szCs w:val="28"/>
-          </w:rPr>
-          <w:t>stride:1</w:t>
-        </w:r>
-        <w:r>
-          <w:rPr>
-            <w:rStyle w:val="ac"/>
-            <w:rFonts w:hint="eastAsia"/>
-            <w:noProof/>
-            <w:sz w:val="28"/>
-            <w:szCs w:val="28"/>
-          </w:rPr>
-          <w:t>、</w:t>
-        </w:r>
-        <w:r>
-          <w:rPr>
-            <w:rStyle w:val="ac"/>
-            <w:noProof/>
-            <w:sz w:val="28"/>
-            <w:szCs w:val="28"/>
-          </w:rPr>
-          <w:t>filter:16</w:t>
-        </w:r>
-        <m:oMath>
-          <m:r>
-            <w:rPr>
-              <w:rStyle w:val="ac"/>
-              <w:rFonts w:ascii="Cambria Math" w:hAnsi="Cambria Math" w:hint="eastAsia"/>
-              <w:noProof/>
-              <w:sz w:val="28"/>
-              <w:szCs w:val="28"/>
-            </w:rPr>
-            <m:t>→</m:t>
-          </m:r>
-        </m:oMath>
-        <w:r>
-          <w:rPr>
-            <w:rStyle w:val="ac"/>
-            <w:noProof/>
-            <w:sz w:val="28"/>
-            <w:szCs w:val="28"/>
-          </w:rPr>
-          <w:t>32</w:t>
-        </w:r>
-        <m:oMath>
-          <m:r>
-            <w:rPr>
-              <w:rStyle w:val="ac"/>
-              <w:rFonts w:ascii="Cambria Math" w:hAnsi="Cambria Math" w:hint="eastAsia"/>
-              <w:noProof/>
-              <w:sz w:val="28"/>
-              <w:szCs w:val="28"/>
-            </w:rPr>
-            <m:t>→</m:t>
-          </m:r>
-        </m:oMath>
-        <w:r>
-          <w:rPr>
-            <w:rStyle w:val="ac"/>
-            <w:noProof/>
-            <w:sz w:val="28"/>
-            <w:szCs w:val="28"/>
-          </w:rPr>
-          <w:t>64</w:t>
+          <w:t>Task 3.</w:t>
         </w:r>
         <w:r>
           <w:rPr>
             <w:noProof/>
             <w:webHidden/>
-            <w:sz w:val="28"/>
-            <w:szCs w:val="28"/>
           </w:rPr>
           <w:tab/>
         </w:r>
@@ -1283,8 +1005,6 @@
           <w:rPr>
             <w:noProof/>
             <w:webHidden/>
-            <w:sz w:val="28"/>
-            <w:szCs w:val="28"/>
           </w:rPr>
           <w:fldChar w:fldCharType="begin"/>
         </w:r>
@@ -1292,25 +1012,19 @@
           <w:rPr>
             <w:noProof/>
             <w:webHidden/>
-            <w:sz w:val="28"/>
-            <w:szCs w:val="28"/>
           </w:rPr>
-          <w:instrText xml:space="preserve"> PAGEREF _Toc215007046 \h </w:instrText>
+          <w:instrText xml:space="preserve"> PAGEREF _Toc216209663 \h </w:instrText>
         </w:r>
         <w:r>
           <w:rPr>
             <w:noProof/>
             <w:webHidden/>
-            <w:sz w:val="28"/>
-            <w:szCs w:val="28"/>
           </w:rPr>
         </w:r>
         <w:r>
           <w:rPr>
             <w:noProof/>
             <w:webHidden/>
-            <w:sz w:val="28"/>
-            <w:szCs w:val="28"/>
           </w:rPr>
           <w:fldChar w:fldCharType="separate"/>
         </w:r>
@@ -1318,1115 +1032,13 @@
           <w:rPr>
             <w:noProof/>
             <w:webHidden/>
-            <w:sz w:val="28"/>
-            <w:szCs w:val="28"/>
           </w:rPr>
-          <w:t>9</w:t>
+          <w:t>12</w:t>
         </w:r>
         <w:r>
           <w:rPr>
             <w:noProof/>
             <w:webHidden/>
-            <w:sz w:val="28"/>
-            <w:szCs w:val="28"/>
-          </w:rPr>
-          <w:fldChar w:fldCharType="end"/>
-        </w:r>
-      </w:hyperlink>
-    </w:p>
-    <w:p>
-      <w:pPr>
-        <w:pStyle w:val="2"/>
-        <w:tabs>
-          <w:tab w:val="left" w:pos="960"/>
-          <w:tab w:val="right" w:leader="dot" w:pos="8296"/>
-        </w:tabs>
-        <w:ind w:left="720"/>
-        <w:rPr>
-          <w:noProof/>
-          <w:sz w:val="28"/>
-          <w:szCs w:val="28"/>
-        </w:rPr>
-      </w:pPr>
-      <w:hyperlink w:anchor="_Toc215007047" w:history="1">
-        <w:r>
-          <w:rPr>
-            <w:rStyle w:val="ac"/>
-            <w:noProof/>
-            <w:sz w:val="28"/>
-            <w:szCs w:val="28"/>
-          </w:rPr>
-          <w:t>5.</w:t>
-        </w:r>
-        <w:r>
-          <w:rPr>
-            <w:noProof/>
-            <w:sz w:val="28"/>
-            <w:szCs w:val="28"/>
-          </w:rPr>
-          <w:tab/>
-        </w:r>
-        <w:r>
-          <w:rPr>
-            <w:rStyle w:val="ac"/>
-            <w:noProof/>
-            <w:sz w:val="28"/>
-            <w:szCs w:val="28"/>
-          </w:rPr>
-          <w:t>Discussion</w:t>
-        </w:r>
-        <w:r>
-          <w:rPr>
-            <w:noProof/>
-            <w:webHidden/>
-            <w:sz w:val="28"/>
-            <w:szCs w:val="28"/>
-          </w:rPr>
-          <w:tab/>
-        </w:r>
-        <w:r>
-          <w:rPr>
-            <w:noProof/>
-            <w:webHidden/>
-            <w:sz w:val="28"/>
-            <w:szCs w:val="28"/>
-          </w:rPr>
-          <w:fldChar w:fldCharType="begin"/>
-        </w:r>
-        <w:r>
-          <w:rPr>
-            <w:noProof/>
-            <w:webHidden/>
-            <w:sz w:val="28"/>
-            <w:szCs w:val="28"/>
-          </w:rPr>
-          <w:instrText xml:space="preserve"> PAGEREF _Toc215007047 \h </w:instrText>
-        </w:r>
-        <w:r>
-          <w:rPr>
-            <w:noProof/>
-            <w:webHidden/>
-            <w:sz w:val="28"/>
-            <w:szCs w:val="28"/>
-          </w:rPr>
-        </w:r>
-        <w:r>
-          <w:rPr>
-            <w:noProof/>
-            <w:webHidden/>
-            <w:sz w:val="28"/>
-            <w:szCs w:val="28"/>
-          </w:rPr>
-          <w:fldChar w:fldCharType="separate"/>
-        </w:r>
-        <w:r>
-          <w:rPr>
-            <w:noProof/>
-            <w:webHidden/>
-            <w:sz w:val="28"/>
-            <w:szCs w:val="28"/>
-          </w:rPr>
-          <w:t>11</w:t>
-        </w:r>
-        <w:r>
-          <w:rPr>
-            <w:noProof/>
-            <w:webHidden/>
-            <w:sz w:val="28"/>
-            <w:szCs w:val="28"/>
-          </w:rPr>
-          <w:fldChar w:fldCharType="end"/>
-        </w:r>
-      </w:hyperlink>
-    </w:p>
-    <w:p>
-      <w:pPr>
-        <w:pStyle w:val="1"/>
-        <w:tabs>
-          <w:tab w:val="right" w:leader="dot" w:pos="8296"/>
-        </w:tabs>
-        <w:rPr>
-          <w:noProof/>
-          <w:sz w:val="28"/>
-          <w:szCs w:val="28"/>
-        </w:rPr>
-      </w:pPr>
-      <w:hyperlink w:anchor="_Toc215007048" w:history="1">
-        <w:r>
-          <w:rPr>
-            <w:rStyle w:val="ac"/>
-            <w:noProof/>
-            <w:sz w:val="28"/>
-            <w:szCs w:val="28"/>
-          </w:rPr>
-          <w:t>Task 2.</w:t>
-        </w:r>
-        <w:r>
-          <w:rPr>
-            <w:noProof/>
-            <w:webHidden/>
-            <w:sz w:val="28"/>
-            <w:szCs w:val="28"/>
-          </w:rPr>
-          <w:tab/>
-        </w:r>
-        <w:r>
-          <w:rPr>
-            <w:noProof/>
-            <w:webHidden/>
-            <w:sz w:val="28"/>
-            <w:szCs w:val="28"/>
-          </w:rPr>
-          <w:fldChar w:fldCharType="begin"/>
-        </w:r>
-        <w:r>
-          <w:rPr>
-            <w:noProof/>
-            <w:webHidden/>
-            <w:sz w:val="28"/>
-            <w:szCs w:val="28"/>
-          </w:rPr>
-          <w:instrText xml:space="preserve"> PAGEREF _Toc215007048 \h </w:instrText>
-        </w:r>
-        <w:r>
-          <w:rPr>
-            <w:noProof/>
-            <w:webHidden/>
-            <w:sz w:val="28"/>
-            <w:szCs w:val="28"/>
-          </w:rPr>
-        </w:r>
-        <w:r>
-          <w:rPr>
-            <w:noProof/>
-            <w:webHidden/>
-            <w:sz w:val="28"/>
-            <w:szCs w:val="28"/>
-          </w:rPr>
-          <w:fldChar w:fldCharType="separate"/>
-        </w:r>
-        <w:r>
-          <w:rPr>
-            <w:noProof/>
-            <w:webHidden/>
-            <w:sz w:val="28"/>
-            <w:szCs w:val="28"/>
-          </w:rPr>
-          <w:t>13</w:t>
-        </w:r>
-        <w:r>
-          <w:rPr>
-            <w:noProof/>
-            <w:webHidden/>
-            <w:sz w:val="28"/>
-            <w:szCs w:val="28"/>
-          </w:rPr>
-          <w:fldChar w:fldCharType="end"/>
-        </w:r>
-      </w:hyperlink>
-    </w:p>
-    <w:p>
-      <w:pPr>
-        <w:pStyle w:val="2"/>
-        <w:tabs>
-          <w:tab w:val="left" w:pos="960"/>
-          <w:tab w:val="right" w:leader="dot" w:pos="8296"/>
-        </w:tabs>
-        <w:ind w:left="720"/>
-        <w:rPr>
-          <w:noProof/>
-          <w:sz w:val="28"/>
-          <w:szCs w:val="28"/>
-        </w:rPr>
-      </w:pPr>
-      <w:hyperlink w:anchor="_Toc215007049" w:history="1">
-        <w:r>
-          <w:rPr>
-            <w:rStyle w:val="ac"/>
-            <w:noProof/>
-            <w:sz w:val="28"/>
-            <w:szCs w:val="28"/>
-          </w:rPr>
-          <w:t>1.</w:t>
-        </w:r>
-        <w:r>
-          <w:rPr>
-            <w:noProof/>
-            <w:sz w:val="28"/>
-            <w:szCs w:val="28"/>
-          </w:rPr>
-          <w:tab/>
-        </w:r>
-        <w:r>
-          <w:rPr>
-            <w:rStyle w:val="ac"/>
-            <w:noProof/>
-            <w:sz w:val="28"/>
-            <w:szCs w:val="28"/>
-          </w:rPr>
-          <w:t>Evaluation</w:t>
-        </w:r>
-        <w:r>
-          <w:rPr>
-            <w:noProof/>
-            <w:webHidden/>
-            <w:sz w:val="28"/>
-            <w:szCs w:val="28"/>
-          </w:rPr>
-          <w:tab/>
-        </w:r>
-        <w:r>
-          <w:rPr>
-            <w:noProof/>
-            <w:webHidden/>
-            <w:sz w:val="28"/>
-            <w:szCs w:val="28"/>
-          </w:rPr>
-          <w:fldChar w:fldCharType="begin"/>
-        </w:r>
-        <w:r>
-          <w:rPr>
-            <w:noProof/>
-            <w:webHidden/>
-            <w:sz w:val="28"/>
-            <w:szCs w:val="28"/>
-          </w:rPr>
-          <w:instrText xml:space="preserve"> PAGEREF _Toc215007049 \h </w:instrText>
-        </w:r>
-        <w:r>
-          <w:rPr>
-            <w:noProof/>
-            <w:webHidden/>
-            <w:sz w:val="28"/>
-            <w:szCs w:val="28"/>
-          </w:rPr>
-        </w:r>
-        <w:r>
-          <w:rPr>
-            <w:noProof/>
-            <w:webHidden/>
-            <w:sz w:val="28"/>
-            <w:szCs w:val="28"/>
-          </w:rPr>
-          <w:fldChar w:fldCharType="separate"/>
-        </w:r>
-        <w:r>
-          <w:rPr>
-            <w:noProof/>
-            <w:webHidden/>
-            <w:sz w:val="28"/>
-            <w:szCs w:val="28"/>
-          </w:rPr>
-          <w:t>13</w:t>
-        </w:r>
-        <w:r>
-          <w:rPr>
-            <w:noProof/>
-            <w:webHidden/>
-            <w:sz w:val="28"/>
-            <w:szCs w:val="28"/>
-          </w:rPr>
-          <w:fldChar w:fldCharType="end"/>
-        </w:r>
-      </w:hyperlink>
-    </w:p>
-    <w:p>
-      <w:pPr>
-        <w:pStyle w:val="2"/>
-        <w:tabs>
-          <w:tab w:val="left" w:pos="960"/>
-          <w:tab w:val="right" w:leader="dot" w:pos="8296"/>
-        </w:tabs>
-        <w:ind w:left="720"/>
-        <w:rPr>
-          <w:noProof/>
-          <w:sz w:val="28"/>
-          <w:szCs w:val="28"/>
-        </w:rPr>
-      </w:pPr>
-      <w:hyperlink w:anchor="_Toc215007050" w:history="1">
-        <w:r>
-          <w:rPr>
-            <w:rStyle w:val="ac"/>
-            <w:noProof/>
-            <w:sz w:val="28"/>
-            <w:szCs w:val="28"/>
-          </w:rPr>
-          <w:t>2.</w:t>
-        </w:r>
-        <w:r>
-          <w:rPr>
-            <w:noProof/>
-            <w:sz w:val="28"/>
-            <w:szCs w:val="28"/>
-          </w:rPr>
-          <w:tab/>
-        </w:r>
-        <w:r>
-          <w:rPr>
-            <w:rStyle w:val="ac"/>
-            <w:noProof/>
-            <w:sz w:val="28"/>
-            <w:szCs w:val="28"/>
-          </w:rPr>
-          <w:t>2-D latent features</w:t>
-        </w:r>
-        <w:r>
-          <w:rPr>
-            <w:noProof/>
-            <w:webHidden/>
-            <w:sz w:val="28"/>
-            <w:szCs w:val="28"/>
-          </w:rPr>
-          <w:tab/>
-        </w:r>
-        <w:r>
-          <w:rPr>
-            <w:noProof/>
-            <w:webHidden/>
-            <w:sz w:val="28"/>
-            <w:szCs w:val="28"/>
-          </w:rPr>
-          <w:fldChar w:fldCharType="begin"/>
-        </w:r>
-        <w:r>
-          <w:rPr>
-            <w:noProof/>
-            <w:webHidden/>
-            <w:sz w:val="28"/>
-            <w:szCs w:val="28"/>
-          </w:rPr>
-          <w:instrText xml:space="preserve"> PAGEREF _Toc215007050 \h </w:instrText>
-        </w:r>
-        <w:r>
-          <w:rPr>
-            <w:noProof/>
-            <w:webHidden/>
-            <w:sz w:val="28"/>
-            <w:szCs w:val="28"/>
-          </w:rPr>
-        </w:r>
-        <w:r>
-          <w:rPr>
-            <w:noProof/>
-            <w:webHidden/>
-            <w:sz w:val="28"/>
-            <w:szCs w:val="28"/>
-          </w:rPr>
-          <w:fldChar w:fldCharType="separate"/>
-        </w:r>
-        <w:r>
-          <w:rPr>
-            <w:noProof/>
-            <w:webHidden/>
-            <w:sz w:val="28"/>
-            <w:szCs w:val="28"/>
-          </w:rPr>
-          <w:t>15</w:t>
-        </w:r>
-        <w:r>
-          <w:rPr>
-            <w:noProof/>
-            <w:webHidden/>
-            <w:sz w:val="28"/>
-            <w:szCs w:val="28"/>
-          </w:rPr>
-          <w:fldChar w:fldCharType="end"/>
-        </w:r>
-      </w:hyperlink>
-    </w:p>
-    <w:p>
-      <w:pPr>
-        <w:pStyle w:val="2"/>
-        <w:tabs>
-          <w:tab w:val="left" w:pos="960"/>
-          <w:tab w:val="right" w:leader="dot" w:pos="8296"/>
-        </w:tabs>
-        <w:ind w:left="720"/>
-        <w:rPr>
-          <w:noProof/>
-          <w:sz w:val="28"/>
-          <w:szCs w:val="28"/>
-        </w:rPr>
-      </w:pPr>
-      <w:hyperlink w:anchor="_Toc215007051" w:history="1">
-        <w:r>
-          <w:rPr>
-            <w:rStyle w:val="ac"/>
-            <w:noProof/>
-            <w:sz w:val="28"/>
-            <w:szCs w:val="28"/>
-          </w:rPr>
-          <w:t>3.</w:t>
-        </w:r>
-        <w:r>
-          <w:rPr>
-            <w:noProof/>
-            <w:sz w:val="28"/>
-            <w:szCs w:val="28"/>
-          </w:rPr>
-          <w:tab/>
-        </w:r>
-        <w:r>
-          <w:rPr>
-            <w:rStyle w:val="ac"/>
-            <w:noProof/>
-            <w:sz w:val="28"/>
-            <w:szCs w:val="28"/>
-          </w:rPr>
-          <w:t>Discussion</w:t>
-        </w:r>
-        <w:r>
-          <w:rPr>
-            <w:noProof/>
-            <w:webHidden/>
-            <w:sz w:val="28"/>
-            <w:szCs w:val="28"/>
-          </w:rPr>
-          <w:tab/>
-        </w:r>
-        <w:r>
-          <w:rPr>
-            <w:noProof/>
-            <w:webHidden/>
-            <w:sz w:val="28"/>
-            <w:szCs w:val="28"/>
-          </w:rPr>
-          <w:fldChar w:fldCharType="begin"/>
-        </w:r>
-        <w:r>
-          <w:rPr>
-            <w:noProof/>
-            <w:webHidden/>
-            <w:sz w:val="28"/>
-            <w:szCs w:val="28"/>
-          </w:rPr>
-          <w:instrText xml:space="preserve"> PAGEREF _Toc215007051 \h </w:instrText>
-        </w:r>
-        <w:r>
-          <w:rPr>
-            <w:noProof/>
-            <w:webHidden/>
-            <w:sz w:val="28"/>
-            <w:szCs w:val="28"/>
-          </w:rPr>
-        </w:r>
-        <w:r>
-          <w:rPr>
-            <w:noProof/>
-            <w:webHidden/>
-            <w:sz w:val="28"/>
-            <w:szCs w:val="28"/>
-          </w:rPr>
-          <w:fldChar w:fldCharType="separate"/>
-        </w:r>
-        <w:r>
-          <w:rPr>
-            <w:noProof/>
-            <w:webHidden/>
-            <w:sz w:val="28"/>
-            <w:szCs w:val="28"/>
-          </w:rPr>
-          <w:t>15</w:t>
-        </w:r>
-        <w:r>
-          <w:rPr>
-            <w:noProof/>
-            <w:webHidden/>
-            <w:sz w:val="28"/>
-            <w:szCs w:val="28"/>
-          </w:rPr>
-          <w:fldChar w:fldCharType="end"/>
-        </w:r>
-      </w:hyperlink>
-    </w:p>
-    <w:p>
-      <w:pPr>
-        <w:pStyle w:val="1"/>
-        <w:tabs>
-          <w:tab w:val="right" w:leader="dot" w:pos="8296"/>
-        </w:tabs>
-        <w:rPr>
-          <w:noProof/>
-          <w:sz w:val="28"/>
-          <w:szCs w:val="28"/>
-        </w:rPr>
-      </w:pPr>
-      <w:hyperlink w:anchor="_Toc215007052" w:history="1">
-        <w:r>
-          <w:rPr>
-            <w:rStyle w:val="ac"/>
-            <w:noProof/>
-            <w:sz w:val="28"/>
-            <w:szCs w:val="28"/>
-          </w:rPr>
-          <w:t>Task 3.</w:t>
-        </w:r>
-        <w:r>
-          <w:rPr>
-            <w:noProof/>
-            <w:webHidden/>
-            <w:sz w:val="28"/>
-            <w:szCs w:val="28"/>
-          </w:rPr>
-          <w:tab/>
-        </w:r>
-        <w:r>
-          <w:rPr>
-            <w:noProof/>
-            <w:webHidden/>
-            <w:sz w:val="28"/>
-            <w:szCs w:val="28"/>
-          </w:rPr>
-          <w:fldChar w:fldCharType="begin"/>
-        </w:r>
-        <w:r>
-          <w:rPr>
-            <w:noProof/>
-            <w:webHidden/>
-            <w:sz w:val="28"/>
-            <w:szCs w:val="28"/>
-          </w:rPr>
-          <w:instrText xml:space="preserve"> PAGEREF _Toc215007052 \h </w:instrText>
-        </w:r>
-        <w:r>
-          <w:rPr>
-            <w:noProof/>
-            <w:webHidden/>
-            <w:sz w:val="28"/>
-            <w:szCs w:val="28"/>
-          </w:rPr>
-        </w:r>
-        <w:r>
-          <w:rPr>
-            <w:noProof/>
-            <w:webHidden/>
-            <w:sz w:val="28"/>
-            <w:szCs w:val="28"/>
-          </w:rPr>
-          <w:fldChar w:fldCharType="separate"/>
-        </w:r>
-        <w:r>
-          <w:rPr>
-            <w:noProof/>
-            <w:webHidden/>
-            <w:sz w:val="28"/>
-            <w:szCs w:val="28"/>
-          </w:rPr>
-          <w:t>16</w:t>
-        </w:r>
-        <w:r>
-          <w:rPr>
-            <w:noProof/>
-            <w:webHidden/>
-            <w:sz w:val="28"/>
-            <w:szCs w:val="28"/>
-          </w:rPr>
-          <w:fldChar w:fldCharType="end"/>
-        </w:r>
-      </w:hyperlink>
-    </w:p>
-    <w:p>
-      <w:pPr>
-        <w:pStyle w:val="2"/>
-        <w:tabs>
-          <w:tab w:val="left" w:pos="960"/>
-          <w:tab w:val="right" w:leader="dot" w:pos="8296"/>
-        </w:tabs>
-        <w:ind w:left="720"/>
-        <w:rPr>
-          <w:noProof/>
-          <w:sz w:val="28"/>
-          <w:szCs w:val="28"/>
-        </w:rPr>
-      </w:pPr>
-      <w:hyperlink w:anchor="_Toc215007053" w:history="1">
-        <w:r>
-          <w:rPr>
-            <w:rStyle w:val="ac"/>
-            <w:noProof/>
-            <w:sz w:val="28"/>
-            <w:szCs w:val="28"/>
-          </w:rPr>
-          <w:t>1.</w:t>
-        </w:r>
-        <w:r>
-          <w:rPr>
-            <w:noProof/>
-            <w:sz w:val="28"/>
-            <w:szCs w:val="28"/>
-          </w:rPr>
-          <w:tab/>
-        </w:r>
-        <w:r>
-          <w:rPr>
-            <w:rStyle w:val="ac"/>
-            <w:noProof/>
-            <w:sz w:val="28"/>
-            <w:szCs w:val="28"/>
-          </w:rPr>
-          <w:t>Evaluation</w:t>
-        </w:r>
-        <w:r>
-          <w:rPr>
-            <w:noProof/>
-            <w:webHidden/>
-            <w:sz w:val="28"/>
-            <w:szCs w:val="28"/>
-          </w:rPr>
-          <w:tab/>
-        </w:r>
-        <w:r>
-          <w:rPr>
-            <w:noProof/>
-            <w:webHidden/>
-            <w:sz w:val="28"/>
-            <w:szCs w:val="28"/>
-          </w:rPr>
-          <w:fldChar w:fldCharType="begin"/>
-        </w:r>
-        <w:r>
-          <w:rPr>
-            <w:noProof/>
-            <w:webHidden/>
-            <w:sz w:val="28"/>
-            <w:szCs w:val="28"/>
-          </w:rPr>
-          <w:instrText xml:space="preserve"> PAGEREF _Toc215007053 \h </w:instrText>
-        </w:r>
-        <w:r>
-          <w:rPr>
-            <w:noProof/>
-            <w:webHidden/>
-            <w:sz w:val="28"/>
-            <w:szCs w:val="28"/>
-          </w:rPr>
-        </w:r>
-        <w:r>
-          <w:rPr>
-            <w:noProof/>
-            <w:webHidden/>
-            <w:sz w:val="28"/>
-            <w:szCs w:val="28"/>
-          </w:rPr>
-          <w:fldChar w:fldCharType="separate"/>
-        </w:r>
-        <w:r>
-          <w:rPr>
-            <w:noProof/>
-            <w:webHidden/>
-            <w:sz w:val="28"/>
-            <w:szCs w:val="28"/>
-          </w:rPr>
-          <w:t>16</w:t>
-        </w:r>
-        <w:r>
-          <w:rPr>
-            <w:noProof/>
-            <w:webHidden/>
-            <w:sz w:val="28"/>
-            <w:szCs w:val="28"/>
-          </w:rPr>
-          <w:fldChar w:fldCharType="end"/>
-        </w:r>
-      </w:hyperlink>
-    </w:p>
-    <w:p>
-      <w:pPr>
-        <w:pStyle w:val="2"/>
-        <w:tabs>
-          <w:tab w:val="left" w:pos="960"/>
-          <w:tab w:val="right" w:leader="dot" w:pos="8296"/>
-        </w:tabs>
-        <w:ind w:left="720"/>
-        <w:rPr>
-          <w:noProof/>
-          <w:sz w:val="28"/>
-          <w:szCs w:val="28"/>
-        </w:rPr>
-      </w:pPr>
-      <w:hyperlink w:anchor="_Toc215007054" w:history="1">
-        <w:r>
-          <w:rPr>
-            <w:rStyle w:val="ac"/>
-            <w:noProof/>
-            <w:sz w:val="28"/>
-            <w:szCs w:val="28"/>
-          </w:rPr>
-          <w:t>2.</w:t>
-        </w:r>
-        <w:r>
-          <w:rPr>
-            <w:noProof/>
-            <w:sz w:val="28"/>
-            <w:szCs w:val="28"/>
-          </w:rPr>
-          <w:tab/>
-        </w:r>
-        <w:r>
-          <w:rPr>
-            <w:rStyle w:val="ac"/>
-            <w:noProof/>
-            <w:sz w:val="28"/>
-            <w:szCs w:val="28"/>
-          </w:rPr>
-          <w:t>Discussion</w:t>
-        </w:r>
-        <w:r>
-          <w:rPr>
-            <w:noProof/>
-            <w:webHidden/>
-            <w:sz w:val="28"/>
-            <w:szCs w:val="28"/>
-          </w:rPr>
-          <w:tab/>
-        </w:r>
-        <w:r>
-          <w:rPr>
-            <w:noProof/>
-            <w:webHidden/>
-            <w:sz w:val="28"/>
-            <w:szCs w:val="28"/>
-          </w:rPr>
-          <w:fldChar w:fldCharType="begin"/>
-        </w:r>
-        <w:r>
-          <w:rPr>
-            <w:noProof/>
-            <w:webHidden/>
-            <w:sz w:val="28"/>
-            <w:szCs w:val="28"/>
-          </w:rPr>
-          <w:instrText xml:space="preserve"> PAGEREF _Toc215007054 \h </w:instrText>
-        </w:r>
-        <w:r>
-          <w:rPr>
-            <w:noProof/>
-            <w:webHidden/>
-            <w:sz w:val="28"/>
-            <w:szCs w:val="28"/>
-          </w:rPr>
-        </w:r>
-        <w:r>
-          <w:rPr>
-            <w:noProof/>
-            <w:webHidden/>
-            <w:sz w:val="28"/>
-            <w:szCs w:val="28"/>
-          </w:rPr>
-          <w:fldChar w:fldCharType="separate"/>
-        </w:r>
-        <w:r>
-          <w:rPr>
-            <w:noProof/>
-            <w:webHidden/>
-            <w:sz w:val="28"/>
-            <w:szCs w:val="28"/>
-          </w:rPr>
-          <w:t>17</w:t>
-        </w:r>
-        <w:r>
-          <w:rPr>
-            <w:noProof/>
-            <w:webHidden/>
-            <w:sz w:val="28"/>
-            <w:szCs w:val="28"/>
-          </w:rPr>
-          <w:fldChar w:fldCharType="end"/>
-        </w:r>
-      </w:hyperlink>
-    </w:p>
-    <w:p>
-      <w:pPr>
-        <w:pStyle w:val="1"/>
-        <w:tabs>
-          <w:tab w:val="right" w:leader="dot" w:pos="8296"/>
-        </w:tabs>
-        <w:rPr>
-          <w:noProof/>
-          <w:sz w:val="28"/>
-          <w:szCs w:val="28"/>
-        </w:rPr>
-      </w:pPr>
-      <w:hyperlink w:anchor="_Toc215007055" w:history="1">
-        <w:r>
-          <w:rPr>
-            <w:rStyle w:val="ac"/>
-            <w:noProof/>
-            <w:sz w:val="28"/>
-            <w:szCs w:val="28"/>
-          </w:rPr>
-          <w:t>Task 4.</w:t>
-        </w:r>
-        <w:r>
-          <w:rPr>
-            <w:noProof/>
-            <w:webHidden/>
-            <w:sz w:val="28"/>
-            <w:szCs w:val="28"/>
-          </w:rPr>
-          <w:tab/>
-        </w:r>
-        <w:r>
-          <w:rPr>
-            <w:noProof/>
-            <w:webHidden/>
-            <w:sz w:val="28"/>
-            <w:szCs w:val="28"/>
-          </w:rPr>
-          <w:fldChar w:fldCharType="begin"/>
-        </w:r>
-        <w:r>
-          <w:rPr>
-            <w:noProof/>
-            <w:webHidden/>
-            <w:sz w:val="28"/>
-            <w:szCs w:val="28"/>
-          </w:rPr>
-          <w:instrText xml:space="preserve"> PAGEREF _Toc215007055 \h </w:instrText>
-        </w:r>
-        <w:r>
-          <w:rPr>
-            <w:noProof/>
-            <w:webHidden/>
-            <w:sz w:val="28"/>
-            <w:szCs w:val="28"/>
-          </w:rPr>
-        </w:r>
-        <w:r>
-          <w:rPr>
-            <w:noProof/>
-            <w:webHidden/>
-            <w:sz w:val="28"/>
-            <w:szCs w:val="28"/>
-          </w:rPr>
-          <w:fldChar w:fldCharType="separate"/>
-        </w:r>
-        <w:r>
-          <w:rPr>
-            <w:noProof/>
-            <w:webHidden/>
-            <w:sz w:val="28"/>
-            <w:szCs w:val="28"/>
-          </w:rPr>
-          <w:t>19</w:t>
-        </w:r>
-        <w:r>
-          <w:rPr>
-            <w:noProof/>
-            <w:webHidden/>
-            <w:sz w:val="28"/>
-            <w:szCs w:val="28"/>
-          </w:rPr>
-          <w:fldChar w:fldCharType="end"/>
-        </w:r>
-      </w:hyperlink>
-    </w:p>
-    <w:p>
-      <w:pPr>
-        <w:pStyle w:val="2"/>
-        <w:tabs>
-          <w:tab w:val="left" w:pos="960"/>
-          <w:tab w:val="right" w:leader="dot" w:pos="8296"/>
-        </w:tabs>
-        <w:ind w:left="720"/>
-        <w:rPr>
-          <w:noProof/>
-          <w:sz w:val="28"/>
-          <w:szCs w:val="28"/>
-        </w:rPr>
-      </w:pPr>
-      <w:hyperlink w:anchor="_Toc215007056" w:history="1">
-        <w:r>
-          <w:rPr>
-            <w:rStyle w:val="ac"/>
-            <w:noProof/>
-            <w:sz w:val="28"/>
-            <w:szCs w:val="28"/>
-          </w:rPr>
-          <w:t>1.</w:t>
-        </w:r>
-        <w:r>
-          <w:rPr>
-            <w:noProof/>
-            <w:sz w:val="28"/>
-            <w:szCs w:val="28"/>
-          </w:rPr>
-          <w:tab/>
-        </w:r>
-        <w:r>
-          <w:rPr>
-            <w:rStyle w:val="ac"/>
-            <w:noProof/>
-            <w:sz w:val="28"/>
-            <w:szCs w:val="28"/>
-          </w:rPr>
-          <w:t>Evaluation</w:t>
-        </w:r>
-        <w:r>
-          <w:rPr>
-            <w:noProof/>
-            <w:webHidden/>
-            <w:sz w:val="28"/>
-            <w:szCs w:val="28"/>
-          </w:rPr>
-          <w:tab/>
-        </w:r>
-        <w:r>
-          <w:rPr>
-            <w:noProof/>
-            <w:webHidden/>
-            <w:sz w:val="28"/>
-            <w:szCs w:val="28"/>
-          </w:rPr>
-          <w:fldChar w:fldCharType="begin"/>
-        </w:r>
-        <w:r>
-          <w:rPr>
-            <w:noProof/>
-            <w:webHidden/>
-            <w:sz w:val="28"/>
-            <w:szCs w:val="28"/>
-          </w:rPr>
-          <w:instrText xml:space="preserve"> PAGEREF _Toc215007056 \h </w:instrText>
-        </w:r>
-        <w:r>
-          <w:rPr>
-            <w:noProof/>
-            <w:webHidden/>
-            <w:sz w:val="28"/>
-            <w:szCs w:val="28"/>
-          </w:rPr>
-        </w:r>
-        <w:r>
-          <w:rPr>
-            <w:noProof/>
-            <w:webHidden/>
-            <w:sz w:val="28"/>
-            <w:szCs w:val="28"/>
-          </w:rPr>
-          <w:fldChar w:fldCharType="separate"/>
-        </w:r>
-        <w:r>
-          <w:rPr>
-            <w:noProof/>
-            <w:webHidden/>
-            <w:sz w:val="28"/>
-            <w:szCs w:val="28"/>
-          </w:rPr>
-          <w:t>19</w:t>
-        </w:r>
-        <w:r>
-          <w:rPr>
-            <w:noProof/>
-            <w:webHidden/>
-            <w:sz w:val="28"/>
-            <w:szCs w:val="28"/>
-          </w:rPr>
-          <w:fldChar w:fldCharType="end"/>
-        </w:r>
-      </w:hyperlink>
-    </w:p>
-    <w:p>
-      <w:pPr>
-        <w:pStyle w:val="2"/>
-        <w:tabs>
-          <w:tab w:val="left" w:pos="960"/>
-          <w:tab w:val="right" w:leader="dot" w:pos="8296"/>
-        </w:tabs>
-        <w:ind w:left="720"/>
-        <w:rPr>
-          <w:noProof/>
-          <w:sz w:val="28"/>
-          <w:szCs w:val="28"/>
-        </w:rPr>
-      </w:pPr>
-      <w:hyperlink w:anchor="_Toc215007057" w:history="1">
-        <w:r>
-          <w:rPr>
-            <w:rStyle w:val="ac"/>
-            <w:noProof/>
-            <w:sz w:val="28"/>
-            <w:szCs w:val="28"/>
-          </w:rPr>
-          <w:t>2.</w:t>
-        </w:r>
-        <w:r>
-          <w:rPr>
-            <w:noProof/>
-            <w:sz w:val="28"/>
-            <w:szCs w:val="28"/>
-          </w:rPr>
-          <w:tab/>
-        </w:r>
-        <w:r>
-          <w:rPr>
-            <w:rStyle w:val="ac"/>
-            <w:noProof/>
-            <w:sz w:val="28"/>
-            <w:szCs w:val="28"/>
-          </w:rPr>
-          <w:t>Discussion</w:t>
-        </w:r>
-        <w:r>
-          <w:rPr>
-            <w:noProof/>
-            <w:webHidden/>
-            <w:sz w:val="28"/>
-            <w:szCs w:val="28"/>
-          </w:rPr>
-          <w:tab/>
-        </w:r>
-        <w:r>
-          <w:rPr>
-            <w:noProof/>
-            <w:webHidden/>
-            <w:sz w:val="28"/>
-            <w:szCs w:val="28"/>
-          </w:rPr>
-          <w:fldChar w:fldCharType="begin"/>
-        </w:r>
-        <w:r>
-          <w:rPr>
-            <w:noProof/>
-            <w:webHidden/>
-            <w:sz w:val="28"/>
-            <w:szCs w:val="28"/>
-          </w:rPr>
-          <w:instrText xml:space="preserve"> PAGEREF _Toc215007057 \h </w:instrText>
-        </w:r>
-        <w:r>
-          <w:rPr>
-            <w:noProof/>
-            <w:webHidden/>
-            <w:sz w:val="28"/>
-            <w:szCs w:val="28"/>
-          </w:rPr>
-        </w:r>
-        <w:r>
-          <w:rPr>
-            <w:noProof/>
-            <w:webHidden/>
-            <w:sz w:val="28"/>
-            <w:szCs w:val="28"/>
-          </w:rPr>
-          <w:fldChar w:fldCharType="separate"/>
-        </w:r>
-        <w:r>
-          <w:rPr>
-            <w:noProof/>
-            <w:webHidden/>
-            <w:sz w:val="28"/>
-            <w:szCs w:val="28"/>
-          </w:rPr>
-          <w:t>21</w:t>
-        </w:r>
-        <w:r>
-          <w:rPr>
-            <w:noProof/>
-            <w:webHidden/>
-            <w:sz w:val="28"/>
-            <w:szCs w:val="28"/>
           </w:rPr>
           <w:fldChar w:fldCharType="end"/>
         </w:r>
@@ -2481,6 +1093,7 @@
           <w:szCs w:val="56"/>
         </w:rPr>
       </w:pPr>
+      <w:bookmarkStart w:id="0" w:name="_Toc216209656"/>
       <w:r>
         <w:rPr>
           <w:sz w:val="56"/>
@@ -2489,6 +1102,7 @@
         <w:lastRenderedPageBreak/>
         <w:t>Air Quality Analysis and LSTM Forecasting</w:t>
       </w:r>
+      <w:bookmarkEnd w:id="0"/>
     </w:p>
     <w:p>
       <w:pPr>
@@ -2499,6 +1113,7 @@
           <w:szCs w:val="40"/>
         </w:rPr>
       </w:pPr>
+      <w:bookmarkStart w:id="1" w:name="_Toc216209657"/>
       <w:r>
         <w:rPr>
           <w:rFonts w:hint="eastAsia"/>
@@ -2507,6 +1122,7 @@
         </w:rPr>
         <w:t>Task 1.</w:t>
       </w:r>
+      <w:bookmarkEnd w:id="1"/>
     </w:p>
     <w:p>
       <w:pPr>
@@ -2519,6 +1135,7 @@
       </w:pPr>
       <w:r>
         <w:rPr>
+          <w:noProof/>
           <w:sz w:val="28"/>
           <w:szCs w:val="28"/>
         </w:rPr>
@@ -2578,6 +1195,14 @@
       </w:r>
       <w:r>
         <w:rPr>
+          <w:rFonts w:hint="eastAsia"/>
+          <w:sz w:val="28"/>
+          <w:szCs w:val="28"/>
+        </w:rPr>
+        <w:t>圖一，</w:t>
+      </w:r>
+      <w:r>
+        <w:rPr>
           <w:sz w:val="28"/>
           <w:szCs w:val="28"/>
         </w:rPr>
@@ -2603,6 +1228,7 @@
       </w:pPr>
       <w:r>
         <w:rPr>
+          <w:noProof/>
           <w:sz w:val="28"/>
           <w:szCs w:val="28"/>
         </w:rPr>
@@ -2663,6 +1289,14 @@
       </w:r>
       <w:r>
         <w:rPr>
+          <w:rFonts w:hint="eastAsia"/>
+          <w:sz w:val="28"/>
+          <w:szCs w:val="28"/>
+        </w:rPr>
+        <w:t>圖二，</w:t>
+      </w:r>
+      <w:r>
+        <w:rPr>
           <w:sz w:val="28"/>
           <w:szCs w:val="28"/>
         </w:rPr>
@@ -2681,7 +1315,6 @@
       <w:pPr>
         <w:widowControl/>
         <w:rPr>
-          <w:rFonts w:hint="eastAsia"/>
           <w:sz w:val="28"/>
           <w:szCs w:val="28"/>
         </w:rPr>
@@ -2703,6 +1336,7 @@
           <w:szCs w:val="40"/>
         </w:rPr>
       </w:pPr>
+      <w:bookmarkStart w:id="2" w:name="_Toc216209658"/>
       <w:r>
         <w:rPr>
           <w:rFonts w:hint="eastAsia"/>
@@ -2712,18 +1346,19 @@
         <w:lastRenderedPageBreak/>
         <w:t>Task 2.</w:t>
       </w:r>
+      <w:bookmarkEnd w:id="2"/>
     </w:p>
     <w:p>
       <w:pPr>
         <w:widowControl/>
         <w:rPr>
-          <w:rFonts w:hint="eastAsia"/>
-          <w:sz w:val="28"/>
-          <w:szCs w:val="28"/>
-        </w:rPr>
-      </w:pPr>
-      <w:r>
-        <w:rPr>
+          <w:sz w:val="28"/>
+          <w:szCs w:val="28"/>
+        </w:rPr>
+      </w:pPr>
+      <w:r>
+        <w:rPr>
+          <w:noProof/>
           <w:sz w:val="28"/>
           <w:szCs w:val="28"/>
         </w:rPr>
@@ -2769,7 +1404,6 @@
         <w:widowControl/>
         <w:jc w:val="center"/>
         <w:rPr>
-          <w:rFonts w:hint="eastAsia"/>
           <w:sz w:val="28"/>
           <w:szCs w:val="28"/>
         </w:rPr>
@@ -2784,10 +1418,52 @@
       </w:r>
       <w:r>
         <w:rPr>
-          <w:sz w:val="28"/>
-          <w:szCs w:val="28"/>
-        </w:rPr>
-        <w:t>input–output example</w:t>
+          <w:rFonts w:hint="eastAsia"/>
+          <w:sz w:val="28"/>
+          <w:szCs w:val="28"/>
+        </w:rPr>
+        <w:t>圖</w:t>
+      </w:r>
+      <w:proofErr w:type="gramStart"/>
+      <w:r>
+        <w:rPr>
+          <w:rFonts w:hint="eastAsia"/>
+          <w:sz w:val="28"/>
+          <w:szCs w:val="28"/>
+        </w:rPr>
+        <w:t>三</w:t>
+      </w:r>
+      <w:proofErr w:type="gramEnd"/>
+      <w:r>
+        <w:rPr>
+          <w:rFonts w:hint="eastAsia"/>
+          <w:sz w:val="28"/>
+          <w:szCs w:val="28"/>
+        </w:rPr>
+        <w:t>，</w:t>
+      </w:r>
+      <w:r>
+        <w:rPr>
+          <w:sz w:val="28"/>
+          <w:szCs w:val="28"/>
+        </w:rPr>
+        <w:t>input</w:t>
+      </w:r>
+      <w:proofErr w:type="gramStart"/>
+      <w:r>
+        <w:rPr>
+          <w:sz w:val="28"/>
+          <w:szCs w:val="28"/>
+        </w:rPr>
+        <w:t>–</w:t>
+      </w:r>
+      <w:proofErr w:type="gramEnd"/>
+      <w:r>
+        <w:rPr>
+          <w:sz w:val="28"/>
+          <w:szCs w:val="28"/>
+        </w:rPr>
+        <w:t>output example</w:t>
       </w:r>
       <w:r>
         <w:rPr>
@@ -2797,6 +1473,32 @@
         </w:rPr>
         <w:t>)</w:t>
       </w:r>
+    </w:p>
+    <w:p>
+      <w:pPr>
+        <w:widowControl/>
+        <w:rPr>
+          <w:sz w:val="28"/>
+          <w:szCs w:val="28"/>
+        </w:rPr>
+      </w:pPr>
+      <w:r>
+        <w:rPr>
+          <w:sz w:val="28"/>
+          <w:szCs w:val="28"/>
+        </w:rPr>
+        <w:br w:type="page"/>
+      </w:r>
+    </w:p>
+    <w:p>
+      <w:pPr>
+        <w:widowControl/>
+        <w:jc w:val="center"/>
+        <w:rPr>
+          <w:sz w:val="28"/>
+          <w:szCs w:val="28"/>
+        </w:rPr>
+      </w:pPr>
     </w:p>
     <w:p>
       <w:pPr>
@@ -2807,6 +1509,7 @@
           <w:szCs w:val="40"/>
         </w:rPr>
       </w:pPr>
+      <w:bookmarkStart w:id="3" w:name="_Toc216209659"/>
       <w:r>
         <w:rPr>
           <w:rFonts w:hint="eastAsia"/>
@@ -2815,12 +1518,12 @@
         </w:rPr>
         <w:t>Task 3.</w:t>
       </w:r>
+      <w:bookmarkEnd w:id="3"/>
     </w:p>
     <w:p>
       <w:pPr>
         <w:widowControl/>
         <w:rPr>
-          <w:rFonts w:hint="eastAsia"/>
           <w:sz w:val="28"/>
           <w:szCs w:val="28"/>
         </w:rPr>
@@ -2939,7 +1642,23 @@
           <w:sz w:val="28"/>
           <w:szCs w:val="28"/>
         </w:rPr>
-        <w:t>的值。從下方</w:t>
+        <w:t>的值。從下</w:t>
+      </w:r>
+      <w:r>
+        <w:rPr>
+          <w:rFonts w:hint="eastAsia"/>
+          <w:sz w:val="28"/>
+          <w:szCs w:val="28"/>
+        </w:rPr>
+        <w:t>圖四</w:t>
+      </w:r>
+      <w:r>
+        <w:rPr>
+          <w:rFonts w:hint="eastAsia"/>
+          <w:sz w:val="28"/>
+          <w:szCs w:val="28"/>
+        </w:rPr>
+        <w:t>(</w:t>
       </w:r>
       <w:r>
         <w:rPr>
@@ -2955,6 +1674,14 @@
           <w:sz w:val="28"/>
           <w:szCs w:val="28"/>
         </w:rPr>
+        <w:t>)</w:t>
+      </w:r>
+      <w:r>
+        <w:rPr>
+          <w:rFonts w:hint="eastAsia"/>
+          <w:sz w:val="28"/>
+          <w:szCs w:val="28"/>
+        </w:rPr>
         <w:t>中可以</w:t>
       </w:r>
       <w:r>
@@ -3028,7 +1755,23 @@
           <w:sz w:val="28"/>
           <w:szCs w:val="28"/>
         </w:rPr>
-        <w:t>而從下方的</w:t>
+        <w:t>而從</w:t>
+      </w:r>
+      <w:r>
+        <w:rPr>
+          <w:rFonts w:hint="eastAsia"/>
+          <w:sz w:val="28"/>
+          <w:szCs w:val="28"/>
+        </w:rPr>
+        <w:t>下圖五</w:t>
+      </w:r>
+      <w:r>
+        <w:rPr>
+          <w:rFonts w:hint="eastAsia"/>
+          <w:sz w:val="28"/>
+          <w:szCs w:val="28"/>
+        </w:rPr>
+        <w:t>(</w:t>
       </w:r>
       <w:r>
         <w:rPr>
@@ -3044,6 +1787,14 @@
           <w:sz w:val="28"/>
           <w:szCs w:val="28"/>
         </w:rPr>
+        <w:t>)</w:t>
+      </w:r>
+      <w:r>
+        <w:rPr>
+          <w:rFonts w:hint="eastAsia"/>
+          <w:sz w:val="28"/>
+          <w:szCs w:val="28"/>
+        </w:rPr>
         <w:t>來看，預測結果雖然無法精</w:t>
       </w:r>
       <w:proofErr w:type="gramStart"/>
@@ -3159,16 +1910,7 @@
           <w:sz w:val="28"/>
           <w:szCs w:val="28"/>
         </w:rPr>
-        <w:t>是以短期資料作為訓練，所以針</w:t>
-      </w:r>
-      <w:r>
-        <w:rPr>
-          <w:rFonts w:hint="eastAsia"/>
-          <w:sz w:val="28"/>
-          <w:szCs w:val="28"/>
-        </w:rPr>
-        <w:lastRenderedPageBreak/>
-        <w:t>對短時間的預測會較為準確，而長時間則會受到</w:t>
+        <w:t>是以短期資料作為訓練，所以針對短時間的預測會較為準確，而長時間則會受到</w:t>
       </w:r>
       <w:proofErr w:type="gramStart"/>
       <w:r>
@@ -3200,13 +1942,14 @@
       </w:pPr>
       <w:r>
         <w:rPr>
+          <w:noProof/>
           <w:sz w:val="28"/>
           <w:szCs w:val="28"/>
         </w:rPr>
         <w:drawing>
-          <wp:inline distT="0" distB="0" distL="0" distR="0" wp14:anchorId="6346FA55" wp14:editId="50CC6181">
-            <wp:extent cx="5060950" cy="2782121"/>
-            <wp:effectExtent l="0" t="0" r="6350" b="0"/>
+          <wp:inline distT="0" distB="0" distL="0" distR="0" wp14:anchorId="6346FA55" wp14:editId="5A34AD04">
+            <wp:extent cx="4837672" cy="2659380"/>
+            <wp:effectExtent l="0" t="0" r="1270" b="7620"/>
             <wp:docPr id="1917924828" name="圖片 1"/>
             <wp:cNvGraphicFramePr>
               <a:graphicFrameLocks xmlns:a="http://schemas.openxmlformats.org/drawingml/2006/main" noChangeAspect="1"/>
@@ -3227,7 +1970,7 @@
                   <pic:spPr>
                     <a:xfrm>
                       <a:off x="0" y="0"/>
-                      <a:ext cx="5063028" cy="2783263"/>
+                      <a:ext cx="4857381" cy="2670214"/>
                     </a:xfrm>
                     <a:prstGeom prst="rect">
                       <a:avLst/>
@@ -3239,25 +1982,52 @@
           </wp:inline>
         </w:drawing>
       </w:r>
-      <w:r>
-        <w:rPr>
-          <w:rFonts w:hint="eastAsia"/>
-          <w:sz w:val="28"/>
-          <w:szCs w:val="28"/>
-        </w:rPr>
-        <w:t>(learning curve)</w:t>
-      </w:r>
     </w:p>
     <w:p>
       <w:pPr>
         <w:widowControl/>
-        <w:rPr>
-          <w:sz w:val="28"/>
-          <w:szCs w:val="28"/>
-        </w:rPr>
-      </w:pPr>
-      <w:r>
-        <w:rPr>
+        <w:jc w:val="center"/>
+        <w:rPr>
+          <w:sz w:val="28"/>
+          <w:szCs w:val="28"/>
+        </w:rPr>
+      </w:pPr>
+      <w:r>
+        <w:rPr>
+          <w:rFonts w:hint="eastAsia"/>
+          <w:sz w:val="28"/>
+          <w:szCs w:val="28"/>
+        </w:rPr>
+        <w:t>(</w:t>
+      </w:r>
+      <w:r>
+        <w:rPr>
+          <w:rFonts w:hint="eastAsia"/>
+          <w:sz w:val="28"/>
+          <w:szCs w:val="28"/>
+        </w:rPr>
+        <w:t>圖四，</w:t>
+      </w:r>
+      <w:r>
+        <w:rPr>
+          <w:rFonts w:hint="eastAsia"/>
+          <w:sz w:val="28"/>
+          <w:szCs w:val="28"/>
+        </w:rPr>
+        <w:t>learning curve)</w:t>
+      </w:r>
+    </w:p>
+    <w:p>
+      <w:pPr>
+        <w:widowControl/>
+        <w:rPr>
+          <w:sz w:val="28"/>
+          <w:szCs w:val="28"/>
+        </w:rPr>
+      </w:pPr>
+      <w:r>
+        <w:rPr>
+          <w:noProof/>
           <w:sz w:val="28"/>
           <w:szCs w:val="28"/>
         </w:rPr>
@@ -3304,7 +2074,6 @@
         <w:widowControl/>
         <w:jc w:val="center"/>
         <w:rPr>
-          <w:rFonts w:hint="eastAsia"/>
           <w:sz w:val="28"/>
           <w:szCs w:val="28"/>
         </w:rPr>
@@ -3316,6 +2085,14 @@
           <w:szCs w:val="28"/>
         </w:rPr>
         <w:t>(</w:t>
+      </w:r>
+      <w:r>
+        <w:rPr>
+          <w:rFonts w:hint="eastAsia"/>
+          <w:sz w:val="28"/>
+          <w:szCs w:val="28"/>
+        </w:rPr>
+        <w:t>圖五，</w:t>
       </w:r>
       <w:r>
         <w:rPr>
@@ -3349,6 +2126,15 @@
         <w:lastRenderedPageBreak/>
         <w:t>Quantitative Metrics</w:t>
       </w:r>
+    </w:p>
+    <w:p>
+      <w:pPr>
+        <w:widowControl/>
+        <w:rPr>
+          <w:sz w:val="28"/>
+          <w:szCs w:val="28"/>
+        </w:rPr>
+      </w:pPr>
     </w:p>
     <w:tbl>
       <w:tblPr>
@@ -3465,7 +2251,6 @@
               <w:widowControl/>
               <w:jc w:val="center"/>
               <w:rPr>
-                <w:rFonts w:hint="eastAsia"/>
                 <w:sz w:val="28"/>
                 <w:szCs w:val="28"/>
               </w:rPr>
@@ -3596,7 +2381,6 @@
               <w:widowControl/>
               <w:jc w:val="center"/>
               <w:rPr>
-                <w:rFonts w:hint="eastAsia"/>
                 <w:sz w:val="28"/>
                 <w:szCs w:val="28"/>
               </w:rPr>
@@ -3698,7 +2482,6 @@
               <w:widowControl/>
               <w:jc w:val="center"/>
               <w:rPr>
-                <w:rFonts w:hint="eastAsia"/>
                 <w:sz w:val="28"/>
                 <w:szCs w:val="28"/>
               </w:rPr>
@@ -3722,7 +2505,6 @@
             <w:pPr>
               <w:widowControl/>
               <w:rPr>
-                <w:rFonts w:hint="eastAsia"/>
                 <w:sz w:val="28"/>
                 <w:szCs w:val="28"/>
               </w:rPr>
@@ -3795,7 +2577,6 @@
       <w:pPr>
         <w:widowControl/>
         <w:rPr>
-          <w:rFonts w:hint="eastAsia"/>
           <w:sz w:val="56"/>
           <w:szCs w:val="56"/>
         </w:rPr>
@@ -3823,6 +2604,7 @@
           <w:szCs w:val="56"/>
         </w:rPr>
       </w:pPr>
+      <w:bookmarkStart w:id="4" w:name="_Toc216209660"/>
       <w:r>
         <w:rPr>
           <w:sz w:val="56"/>
@@ -3831,6 +2613,7 @@
         <w:lastRenderedPageBreak/>
         <w:t>Lego Minifigure Generation</w:t>
       </w:r>
+      <w:bookmarkEnd w:id="4"/>
     </w:p>
     <w:p>
       <w:pPr>
@@ -3841,6 +2624,7 @@
           <w:szCs w:val="40"/>
         </w:rPr>
       </w:pPr>
+      <w:bookmarkStart w:id="5" w:name="_Toc216209661"/>
       <w:r>
         <w:rPr>
           <w:rFonts w:hint="eastAsia"/>
@@ -3849,6 +2633,7 @@
         </w:rPr>
         <w:t>Task 1.</w:t>
       </w:r>
+      <w:bookmarkEnd w:id="5"/>
     </w:p>
     <w:p>
       <w:pPr>
@@ -3860,6 +2645,7 @@
       </w:pPr>
       <w:r>
         <w:rPr>
+          <w:noProof/>
           <w:sz w:val="28"/>
           <w:szCs w:val="28"/>
         </w:rPr>
@@ -3919,10 +2705,27 @@
       </w:r>
       <w:r>
         <w:rPr>
-          <w:sz w:val="28"/>
-          <w:szCs w:val="28"/>
-        </w:rPr>
-        <w:t>sampled Minifigure images</w:t>
+          <w:rFonts w:hint="eastAsia"/>
+          <w:sz w:val="28"/>
+          <w:szCs w:val="28"/>
+        </w:rPr>
+        <w:t>圖六，</w:t>
+      </w:r>
+      <w:proofErr w:type="spellStart"/>
+      <w:r>
+        <w:rPr>
+          <w:sz w:val="28"/>
+          <w:szCs w:val="28"/>
+        </w:rPr>
+        <w:t>sampled</w:t>
+      </w:r>
+      <w:proofErr w:type="spellEnd"/>
+      <w:r>
+        <w:rPr>
+          <w:sz w:val="28"/>
+          <w:szCs w:val="28"/>
+        </w:rPr>
+        <w:t xml:space="preserve"> Minifigure images</w:t>
       </w:r>
       <w:r>
         <w:rPr>
@@ -3937,7 +2740,6 @@
       <w:pPr>
         <w:widowControl/>
         <w:rPr>
-          <w:rFonts w:hint="eastAsia"/>
           <w:sz w:val="28"/>
           <w:szCs w:val="28"/>
         </w:rPr>
@@ -3959,6 +2761,7 @@
           <w:szCs w:val="40"/>
         </w:rPr>
       </w:pPr>
+      <w:bookmarkStart w:id="6" w:name="_Toc216209662"/>
       <w:r>
         <w:rPr>
           <w:rFonts w:hint="eastAsia"/>
@@ -3968,6 +2771,7 @@
         <w:lastRenderedPageBreak/>
         <w:t>Task 2.</w:t>
       </w:r>
+      <w:bookmarkEnd w:id="6"/>
     </w:p>
     <w:p>
       <w:pPr>
@@ -3979,13 +2783,14 @@
       </w:pPr>
       <w:r>
         <w:rPr>
+          <w:noProof/>
           <w:sz w:val="28"/>
           <w:szCs w:val="28"/>
         </w:rPr>
         <w:drawing>
-          <wp:inline distT="0" distB="0" distL="0" distR="0" wp14:anchorId="6ED816F5" wp14:editId="7506EE7C">
-            <wp:extent cx="5274310" cy="2886075"/>
-            <wp:effectExtent l="0" t="0" r="2540" b="9525"/>
+          <wp:inline distT="0" distB="0" distL="0" distR="0" wp14:anchorId="6ED816F5" wp14:editId="2F2804C2">
+            <wp:extent cx="4960620" cy="2714425"/>
+            <wp:effectExtent l="0" t="0" r="0" b="0"/>
             <wp:docPr id="1476224440" name="圖片 1"/>
             <wp:cNvGraphicFramePr>
               <a:graphicFrameLocks xmlns:a="http://schemas.openxmlformats.org/drawingml/2006/main" noChangeAspect="1"/>
@@ -4006,7 +2811,7 @@
                   <pic:spPr>
                     <a:xfrm>
                       <a:off x="0" y="0"/>
-                      <a:ext cx="5274310" cy="2886075"/>
+                      <a:ext cx="4969381" cy="2719219"/>
                     </a:xfrm>
                     <a:prstGeom prst="rect">
                       <a:avLst/>
@@ -4035,6 +2840,14 @@
           <w:szCs w:val="28"/>
         </w:rPr>
         <w:t>(</w:t>
+      </w:r>
+      <w:r>
+        <w:rPr>
+          <w:rFonts w:hint="eastAsia"/>
+          <w:sz w:val="28"/>
+          <w:szCs w:val="28"/>
+        </w:rPr>
+        <w:t>圖七，</w:t>
       </w:r>
       <w:r>
         <w:rPr>
@@ -4132,11 +2945,12 @@
       </w:r>
       <w:r>
         <w:rPr>
+          <w:noProof/>
           <w:sz w:val="28"/>
           <w:szCs w:val="28"/>
         </w:rPr>
         <w:drawing>
-          <wp:inline distT="0" distB="0" distL="0" distR="0" wp14:anchorId="5AC5CEF6" wp14:editId="043FF1DD">
+          <wp:inline distT="0" distB="0" distL="0" distR="0" wp14:anchorId="5AC5CEF6" wp14:editId="2ACD7681">
             <wp:extent cx="4603115" cy="4762168"/>
             <wp:effectExtent l="0" t="0" r="6985" b="635"/>
             <wp:docPr id="1630642279" name="圖片 1"/>
@@ -4159,7 +2973,7 @@
                   <pic:spPr>
                     <a:xfrm>
                       <a:off x="0" y="0"/>
-                      <a:ext cx="4610225" cy="4769523"/>
+                      <a:ext cx="4603115" cy="4762168"/>
                     </a:xfrm>
                     <a:prstGeom prst="rect">
                       <a:avLst/>
@@ -4191,6 +3005,14 @@
       </w:r>
       <w:r>
         <w:rPr>
+          <w:rFonts w:hint="eastAsia"/>
+          <w:sz w:val="28"/>
+          <w:szCs w:val="28"/>
+        </w:rPr>
+        <w:t>圖八，</w:t>
+      </w:r>
+      <w:r>
+        <w:rPr>
           <w:sz w:val="28"/>
           <w:szCs w:val="28"/>
         </w:rPr>
@@ -4231,6 +3053,7 @@
       </w:pPr>
       <w:r>
         <w:rPr>
+          <w:noProof/>
           <w:sz w:val="28"/>
           <w:szCs w:val="28"/>
         </w:rPr>
@@ -4277,19 +3100,60 @@
         <w:widowControl/>
         <w:jc w:val="center"/>
         <w:rPr>
-          <w:rFonts w:hint="eastAsia"/>
-          <w:sz w:val="28"/>
-          <w:szCs w:val="28"/>
-        </w:rPr>
-      </w:pPr>
-      <w:r>
-        <w:rPr>
-          <w:rFonts w:hint="eastAsia"/>
-          <w:sz w:val="28"/>
-          <w:szCs w:val="28"/>
-        </w:rPr>
-        <w:t>(novel samples)</w:t>
-      </w:r>
+          <w:sz w:val="28"/>
+          <w:szCs w:val="28"/>
+        </w:rPr>
+      </w:pPr>
+      <w:r>
+        <w:rPr>
+          <w:rFonts w:hint="eastAsia"/>
+          <w:sz w:val="28"/>
+          <w:szCs w:val="28"/>
+        </w:rPr>
+        <w:t>(</w:t>
+      </w:r>
+      <w:r>
+        <w:rPr>
+          <w:rFonts w:hint="eastAsia"/>
+          <w:sz w:val="28"/>
+          <w:szCs w:val="28"/>
+        </w:rPr>
+        <w:t>圖九，</w:t>
+      </w:r>
+      <w:r>
+        <w:rPr>
+          <w:rFonts w:hint="eastAsia"/>
+          <w:sz w:val="28"/>
+          <w:szCs w:val="28"/>
+        </w:rPr>
+        <w:t>novel samples)</w:t>
+      </w:r>
+    </w:p>
+    <w:p>
+      <w:pPr>
+        <w:widowControl/>
+        <w:rPr>
+          <w:sz w:val="28"/>
+          <w:szCs w:val="28"/>
+        </w:rPr>
+      </w:pPr>
+      <w:r>
+        <w:rPr>
+          <w:sz w:val="28"/>
+          <w:szCs w:val="28"/>
+        </w:rPr>
+        <w:br w:type="page"/>
+      </w:r>
+    </w:p>
+    <w:p>
+      <w:pPr>
+        <w:widowControl/>
+        <w:jc w:val="center"/>
+        <w:rPr>
+          <w:sz w:val="28"/>
+          <w:szCs w:val="28"/>
+        </w:rPr>
+      </w:pPr>
     </w:p>
     <w:p>
       <w:pPr>
@@ -4300,6 +3164,7 @@
           <w:szCs w:val="40"/>
         </w:rPr>
       </w:pPr>
+      <w:bookmarkStart w:id="7" w:name="_Toc216209663"/>
       <w:r>
         <w:rPr>
           <w:rFonts w:hint="eastAsia"/>
@@ -4308,21 +3173,228 @@
         </w:rPr>
         <w:t>Task 3.</w:t>
       </w:r>
+      <w:bookmarkEnd w:id="7"/>
     </w:p>
     <w:p>
       <w:pPr>
         <w:widowControl/>
         <w:rPr>
-          <w:sz w:val="28"/>
-          <w:szCs w:val="28"/>
-        </w:rPr>
-      </w:pPr>
-      <w:r>
-        <w:rPr>
-          <w:sz w:val="28"/>
-          <w:szCs w:val="28"/>
-        </w:rPr>
-        <w:lastRenderedPageBreak/>
+          <w:rFonts w:hint="eastAsia"/>
+          <w:noProof/>
+          <w:sz w:val="28"/>
+          <w:szCs w:val="28"/>
+        </w:rPr>
+      </w:pPr>
+      <w:r>
+        <w:rPr>
+          <w:noProof/>
+          <w:sz w:val="28"/>
+          <w:szCs w:val="28"/>
+        </w:rPr>
+        <w:t>針對測試集圖像在</w:t>
+      </w:r>
+      <w:r>
+        <w:rPr>
+          <w:noProof/>
+          <w:sz w:val="28"/>
+          <w:szCs w:val="28"/>
+        </w:rPr>
+        <w:t xml:space="preserve"> VAE </w:t>
+      </w:r>
+      <w:r>
+        <w:rPr>
+          <w:noProof/>
+          <w:sz w:val="28"/>
+          <w:szCs w:val="28"/>
+        </w:rPr>
+        <w:t>潛在空間的分佈，我們執行了主成分分</w:t>
+      </w:r>
+      <w:r>
+        <w:rPr>
+          <w:rFonts w:hint="eastAsia"/>
+          <w:noProof/>
+          <w:sz w:val="28"/>
+          <w:szCs w:val="28"/>
+        </w:rPr>
+        <w:t>析</w:t>
+      </w:r>
+      <w:r>
+        <w:rPr>
+          <w:noProof/>
+          <w:sz w:val="28"/>
+          <w:szCs w:val="28"/>
+        </w:rPr>
+        <w:t>並降維至</w:t>
+      </w:r>
+      <w:r>
+        <w:rPr>
+          <w:noProof/>
+          <w:sz w:val="28"/>
+          <w:szCs w:val="28"/>
+        </w:rPr>
+        <w:t xml:space="preserve"> 2D </w:t>
+      </w:r>
+      <w:r>
+        <w:rPr>
+          <w:noProof/>
+          <w:sz w:val="28"/>
+          <w:szCs w:val="28"/>
+        </w:rPr>
+        <w:t>進行可視化</w:t>
+      </w:r>
+      <w:r>
+        <w:rPr>
+          <w:rFonts w:hint="eastAsia"/>
+          <w:noProof/>
+          <w:sz w:val="28"/>
+          <w:szCs w:val="28"/>
+        </w:rPr>
+        <w:t>，</w:t>
+      </w:r>
+      <w:r>
+        <w:rPr>
+          <w:noProof/>
+          <w:sz w:val="28"/>
+          <w:szCs w:val="28"/>
+        </w:rPr>
+        <w:t>雖然圖上數據點</w:t>
+      </w:r>
+      <w:r>
+        <w:rPr>
+          <w:rFonts w:hint="eastAsia"/>
+          <w:noProof/>
+          <w:sz w:val="28"/>
+          <w:szCs w:val="28"/>
+        </w:rPr>
+        <w:t>呈現</w:t>
+      </w:r>
+      <w:r>
+        <w:rPr>
+          <w:noProof/>
+          <w:sz w:val="28"/>
+          <w:szCs w:val="28"/>
+        </w:rPr>
+        <w:t>連續的雲團狀且沒有明顯的離散分群</w:t>
+      </w:r>
+      <w:r>
+        <w:rPr>
+          <w:rFonts w:hint="eastAsia"/>
+          <w:noProof/>
+          <w:sz w:val="28"/>
+          <w:szCs w:val="28"/>
+        </w:rPr>
+        <w:t>，但這是因為</w:t>
+      </w:r>
+      <w:r>
+        <w:rPr>
+          <w:rFonts w:hint="eastAsia"/>
+          <w:noProof/>
+          <w:sz w:val="28"/>
+          <w:szCs w:val="28"/>
+        </w:rPr>
+        <w:t>VAE</w:t>
+      </w:r>
+      <w:r>
+        <w:rPr>
+          <w:rFonts w:hint="eastAsia"/>
+          <w:noProof/>
+          <w:sz w:val="28"/>
+          <w:szCs w:val="28"/>
+        </w:rPr>
+        <w:t>的目標</w:t>
+      </w:r>
+      <w:r>
+        <w:rPr>
+          <w:noProof/>
+          <w:sz w:val="28"/>
+          <w:szCs w:val="28"/>
+        </w:rPr>
+        <w:t>是學會數據的連續分佈，並確保可以從空間中的任何一個點隨機採樣，解碼出來的結果都是一個有效且合理的樂高人偶</w:t>
+      </w:r>
+      <w:r>
+        <w:rPr>
+          <w:rFonts w:hint="eastAsia"/>
+          <w:noProof/>
+          <w:sz w:val="28"/>
+          <w:szCs w:val="28"/>
+        </w:rPr>
+        <w:t>，因此</w:t>
+      </w:r>
+      <w:r>
+        <w:rPr>
+          <w:noProof/>
+          <w:sz w:val="28"/>
+          <w:szCs w:val="28"/>
+        </w:rPr>
+        <w:t>圖</w:t>
+      </w:r>
+      <w:r>
+        <w:rPr>
+          <w:rFonts w:hint="eastAsia"/>
+          <w:noProof/>
+          <w:sz w:val="28"/>
+          <w:szCs w:val="28"/>
+        </w:rPr>
+        <w:t>十</w:t>
+      </w:r>
+      <w:r>
+        <w:rPr>
+          <w:rFonts w:hint="eastAsia"/>
+          <w:noProof/>
+          <w:sz w:val="28"/>
+          <w:szCs w:val="28"/>
+        </w:rPr>
+        <w:t>(PCA)</w:t>
+      </w:r>
+      <w:r>
+        <w:rPr>
+          <w:rFonts w:hint="eastAsia"/>
+          <w:noProof/>
+          <w:sz w:val="28"/>
+          <w:szCs w:val="28"/>
+        </w:rPr>
+        <w:t>證明</w:t>
+      </w:r>
+      <w:r>
+        <w:rPr>
+          <w:noProof/>
+          <w:sz w:val="28"/>
+          <w:szCs w:val="28"/>
+        </w:rPr>
+        <w:t>了模型成功組織了潛在空間</w:t>
+      </w:r>
+      <w:r>
+        <w:rPr>
+          <w:rFonts w:hint="eastAsia"/>
+          <w:noProof/>
+          <w:sz w:val="28"/>
+          <w:szCs w:val="28"/>
+        </w:rPr>
+        <w:t>。</w:t>
+      </w:r>
+      <w:r>
+        <w:rPr>
+          <w:noProof/>
+          <w:sz w:val="28"/>
+          <w:szCs w:val="28"/>
+        </w:rPr>
+        <w:br/>
+      </w:r>
+    </w:p>
+    <w:p>
+      <w:pPr>
+        <w:widowControl/>
+        <w:rPr>
+          <w:sz w:val="28"/>
+          <w:szCs w:val="28"/>
+        </w:rPr>
+      </w:pPr>
+      <w:r>
+        <w:rPr>
+          <w:noProof/>
+          <w:sz w:val="28"/>
+          <w:szCs w:val="28"/>
+        </w:rPr>
         <w:drawing>
           <wp:inline distT="0" distB="0" distL="0" distR="0" wp14:anchorId="447B7B7E" wp14:editId="58328C19">
             <wp:extent cx="5274310" cy="4380865"/>
@@ -4375,7 +3447,311 @@
           <w:sz w:val="28"/>
           <w:szCs w:val="28"/>
         </w:rPr>
-        <w:t>(PCA)</w:t>
+        <w:t>(</w:t>
+      </w:r>
+      <w:r>
+        <w:rPr>
+          <w:rFonts w:hint="eastAsia"/>
+          <w:sz w:val="28"/>
+          <w:szCs w:val="28"/>
+        </w:rPr>
+        <w:t>圖十，</w:t>
+      </w:r>
+      <w:r>
+        <w:rPr>
+          <w:rFonts w:hint="eastAsia"/>
+          <w:sz w:val="28"/>
+          <w:szCs w:val="28"/>
+        </w:rPr>
+        <w:t>PCA)</w:t>
+      </w:r>
+    </w:p>
+    <w:p>
+      <w:pPr>
+        <w:widowControl/>
+        <w:rPr>
+          <w:rFonts w:hint="eastAsia"/>
+          <w:sz w:val="28"/>
+          <w:szCs w:val="28"/>
+        </w:rPr>
+      </w:pPr>
+      <w:r>
+        <w:rPr>
+          <w:rFonts w:hint="eastAsia"/>
+          <w:sz w:val="28"/>
+          <w:szCs w:val="28"/>
+        </w:rPr>
+        <w:lastRenderedPageBreak/>
+        <w:t>從下圖</w:t>
+      </w:r>
+      <w:r>
+        <w:rPr>
+          <w:rFonts w:hint="eastAsia"/>
+          <w:sz w:val="28"/>
+          <w:szCs w:val="28"/>
+        </w:rPr>
+        <w:t>十一</w:t>
+      </w:r>
+      <w:r>
+        <w:rPr>
+          <w:rFonts w:hint="eastAsia"/>
+          <w:sz w:val="28"/>
+          <w:szCs w:val="28"/>
+        </w:rPr>
+        <w:t>(interpolation path)</w:t>
+      </w:r>
+      <w:r>
+        <w:rPr>
+          <w:rFonts w:hint="eastAsia"/>
+          <w:sz w:val="28"/>
+          <w:szCs w:val="28"/>
+        </w:rPr>
+        <w:t>中</w:t>
+      </w:r>
+      <w:proofErr w:type="spellStart"/>
+      <w:r>
+        <w:rPr>
+          <w:sz w:val="28"/>
+          <w:szCs w:val="28"/>
+        </w:rPr>
+        <w:t>z_a</w:t>
+      </w:r>
+      <w:proofErr w:type="spellEnd"/>
+      <w:r>
+        <w:rPr>
+          <w:sz w:val="28"/>
+          <w:szCs w:val="28"/>
+        </w:rPr>
+        <w:t>（</w:t>
+      </w:r>
+      <w:r>
+        <w:rPr>
+          <w:rFonts w:hint="eastAsia"/>
+          <w:sz w:val="28"/>
+          <w:szCs w:val="28"/>
+        </w:rPr>
+        <w:t>圖</w:t>
+      </w:r>
+      <w:r>
+        <w:rPr>
+          <w:sz w:val="28"/>
+          <w:szCs w:val="28"/>
+        </w:rPr>
+        <w:t>左側</w:t>
+      </w:r>
+      <w:r>
+        <w:rPr>
+          <w:rFonts w:hint="eastAsia"/>
+          <w:sz w:val="28"/>
+          <w:szCs w:val="28"/>
+        </w:rPr>
+        <w:t>）</w:t>
+      </w:r>
+      <w:r>
+        <w:rPr>
+          <w:sz w:val="28"/>
+          <w:szCs w:val="28"/>
+        </w:rPr>
+        <w:t>到</w:t>
+      </w:r>
+      <w:proofErr w:type="spellStart"/>
+      <w:r>
+        <w:rPr>
+          <w:sz w:val="28"/>
+          <w:szCs w:val="28"/>
+        </w:rPr>
+        <w:t>z_b</w:t>
+      </w:r>
+      <w:proofErr w:type="spellEnd"/>
+      <w:r>
+        <w:rPr>
+          <w:sz w:val="28"/>
+          <w:szCs w:val="28"/>
+        </w:rPr>
+        <w:t>（</w:t>
+      </w:r>
+      <w:r>
+        <w:rPr>
+          <w:rFonts w:hint="eastAsia"/>
+          <w:sz w:val="28"/>
+          <w:szCs w:val="28"/>
+        </w:rPr>
+        <w:t>圖</w:t>
+      </w:r>
+      <w:r>
+        <w:rPr>
+          <w:sz w:val="28"/>
+          <w:szCs w:val="28"/>
+        </w:rPr>
+        <w:t>右側）的轉換過程中，圖像的變化是漸進</w:t>
+      </w:r>
+      <w:r>
+        <w:rPr>
+          <w:rFonts w:hint="eastAsia"/>
+          <w:sz w:val="28"/>
+          <w:szCs w:val="28"/>
+        </w:rPr>
+        <w:t>且</w:t>
+      </w:r>
+      <w:r>
+        <w:rPr>
+          <w:sz w:val="28"/>
+          <w:szCs w:val="28"/>
+        </w:rPr>
+        <w:t>連貫的</w:t>
+      </w:r>
+      <w:r>
+        <w:rPr>
+          <w:rFonts w:hint="eastAsia"/>
+          <w:sz w:val="28"/>
+          <w:szCs w:val="28"/>
+        </w:rPr>
+        <w:t>，包括人偶的主體大小及顏色配件</w:t>
+      </w:r>
+      <w:r>
+        <w:rPr>
+          <w:rFonts w:hint="eastAsia"/>
+          <w:sz w:val="28"/>
+          <w:szCs w:val="28"/>
+        </w:rPr>
+        <w:t>(</w:t>
+      </w:r>
+      <w:r>
+        <w:rPr>
+          <w:rFonts w:hint="eastAsia"/>
+          <w:sz w:val="28"/>
+          <w:szCs w:val="28"/>
+        </w:rPr>
+        <w:t>帽子</w:t>
+      </w:r>
+      <w:r>
+        <w:rPr>
+          <w:rFonts w:hint="eastAsia"/>
+          <w:sz w:val="28"/>
+          <w:szCs w:val="28"/>
+        </w:rPr>
+        <w:t>)</w:t>
+      </w:r>
+      <w:r>
+        <w:rPr>
+          <w:rFonts w:hint="eastAsia"/>
+          <w:sz w:val="28"/>
+          <w:szCs w:val="28"/>
+        </w:rPr>
+        <w:t>的轉換以及姿勢等，</w:t>
+      </w:r>
+      <w:r>
+        <w:rPr>
+          <w:sz w:val="28"/>
+          <w:szCs w:val="28"/>
+        </w:rPr>
+        <w:t>中間的圖像沒有變成無效</w:t>
+      </w:r>
+      <w:proofErr w:type="gramStart"/>
+      <w:r>
+        <w:rPr>
+          <w:sz w:val="28"/>
+          <w:szCs w:val="28"/>
+        </w:rPr>
+        <w:t>的噪點或</w:t>
+      </w:r>
+      <w:proofErr w:type="gramEnd"/>
+      <w:r>
+        <w:rPr>
+          <w:sz w:val="28"/>
+          <w:szCs w:val="28"/>
+        </w:rPr>
+        <w:t>雜訊</w:t>
+      </w:r>
+      <w:r>
+        <w:rPr>
+          <w:rFonts w:hint="eastAsia"/>
+          <w:sz w:val="28"/>
+          <w:szCs w:val="28"/>
+        </w:rPr>
+        <w:t>，</w:t>
+      </w:r>
+      <w:r>
+        <w:rPr>
+          <w:sz w:val="28"/>
+          <w:szCs w:val="28"/>
+        </w:rPr>
+        <w:t>這證明了</w:t>
+      </w:r>
+      <w:r>
+        <w:rPr>
+          <w:sz w:val="28"/>
+          <w:szCs w:val="28"/>
+        </w:rPr>
+        <w:t xml:space="preserve"> VAE </w:t>
+      </w:r>
+      <w:r>
+        <w:rPr>
+          <w:sz w:val="28"/>
+          <w:szCs w:val="28"/>
+        </w:rPr>
+        <w:t>成功地</w:t>
+      </w:r>
+      <w:r>
+        <w:rPr>
+          <w:rFonts w:hint="eastAsia"/>
+          <w:sz w:val="28"/>
+          <w:szCs w:val="28"/>
+        </w:rPr>
+        <w:t>透</w:t>
+      </w:r>
+      <w:r>
+        <w:rPr>
+          <w:sz w:val="28"/>
+          <w:szCs w:val="28"/>
+        </w:rPr>
+        <w:t>過</w:t>
+      </w:r>
+      <w:r>
+        <w:rPr>
+          <w:sz w:val="28"/>
+          <w:szCs w:val="28"/>
+        </w:rPr>
+        <w:t xml:space="preserve"> KL </w:t>
+      </w:r>
+      <w:r>
+        <w:rPr>
+          <w:rFonts w:hint="eastAsia"/>
+          <w:sz w:val="28"/>
+          <w:szCs w:val="28"/>
+        </w:rPr>
+        <w:t>divergence</w:t>
+      </w:r>
+      <w:r>
+        <w:rPr>
+          <w:sz w:val="28"/>
+          <w:szCs w:val="28"/>
+        </w:rPr>
+        <w:t>，確保潛在空間是連續的。因此，沿著空間中的</w:t>
+      </w:r>
+      <w:proofErr w:type="gramStart"/>
+      <w:r>
+        <w:rPr>
+          <w:sz w:val="28"/>
+          <w:szCs w:val="28"/>
+        </w:rPr>
+        <w:t>線性插值也</w:t>
+      </w:r>
+      <w:proofErr w:type="gramEnd"/>
+      <w:r>
+        <w:rPr>
+          <w:sz w:val="28"/>
+          <w:szCs w:val="28"/>
+        </w:rPr>
+        <w:t>對應到圖像空間中的變</w:t>
+      </w:r>
+      <w:r>
+        <w:rPr>
+          <w:rFonts w:hint="eastAsia"/>
+          <w:sz w:val="28"/>
+          <w:szCs w:val="28"/>
+        </w:rPr>
+        <w:t>化。</w:t>
       </w:r>
     </w:p>
     <w:p>
@@ -4383,16 +3759,979 @@
         <w:widowControl/>
         <w:jc w:val="center"/>
         <w:rPr>
-          <w:rFonts w:hint="eastAsia"/>
-          <w:sz w:val="28"/>
-          <w:szCs w:val="28"/>
-        </w:rPr>
-      </w:pPr>
+          <w:sz w:val="28"/>
+          <w:szCs w:val="28"/>
+        </w:rPr>
+      </w:pPr>
+      <w:r>
+        <w:rPr>
+          <w:sz w:val="28"/>
+          <w:szCs w:val="28"/>
+        </w:rPr>
+        <w:drawing>
+          <wp:inline distT="0" distB="0" distL="0" distR="0" wp14:anchorId="4DA409DD" wp14:editId="01ABC3D3">
+            <wp:extent cx="5274310" cy="718185"/>
+            <wp:effectExtent l="0" t="0" r="2540" b="5715"/>
+            <wp:docPr id="359496364" name="圖片 1"/>
+            <wp:cNvGraphicFramePr>
+              <a:graphicFrameLocks xmlns:a="http://schemas.openxmlformats.org/drawingml/2006/main" noChangeAspect="1"/>
+            </wp:cNvGraphicFramePr>
+            <a:graphic xmlns:a="http://schemas.openxmlformats.org/drawingml/2006/main">
+              <a:graphicData uri="http://schemas.openxmlformats.org/drawingml/2006/picture">
+                <pic:pic xmlns:pic="http://schemas.openxmlformats.org/drawingml/2006/picture">
+                  <pic:nvPicPr>
+                    <pic:cNvPr id="359496364" name=""/>
+                    <pic:cNvPicPr/>
+                  </pic:nvPicPr>
+                  <pic:blipFill>
+                    <a:blip r:embed="rId21"/>
+                    <a:stretch>
+                      <a:fillRect/>
+                    </a:stretch>
+                  </pic:blipFill>
+                  <pic:spPr>
+                    <a:xfrm>
+                      <a:off x="0" y="0"/>
+                      <a:ext cx="5274310" cy="718185"/>
+                    </a:xfrm>
+                    <a:prstGeom prst="rect">
+                      <a:avLst/>
+                    </a:prstGeom>
+                  </pic:spPr>
+                </pic:pic>
+              </a:graphicData>
+            </a:graphic>
+          </wp:inline>
+        </w:drawing>
+      </w:r>
+    </w:p>
+    <w:p>
+      <w:pPr>
+        <w:widowControl/>
+        <w:jc w:val="center"/>
+        <w:rPr>
+          <w:sz w:val="28"/>
+          <w:szCs w:val="28"/>
+        </w:rPr>
+      </w:pPr>
+      <w:r>
+        <w:rPr>
+          <w:rFonts w:hint="eastAsia"/>
+          <w:sz w:val="28"/>
+          <w:szCs w:val="28"/>
+        </w:rPr>
+        <w:t>(</w:t>
+      </w:r>
+      <w:r>
+        <w:rPr>
+          <w:rFonts w:hint="eastAsia"/>
+          <w:sz w:val="28"/>
+          <w:szCs w:val="28"/>
+        </w:rPr>
+        <w:t>圖十一，</w:t>
+      </w:r>
+      <w:r>
+        <w:rPr>
+          <w:sz w:val="28"/>
+          <w:szCs w:val="28"/>
+        </w:rPr>
+        <w:t>interpolation path</w:t>
+      </w:r>
+      <w:r>
+        <w:rPr>
+          <w:rFonts w:hint="eastAsia"/>
+          <w:sz w:val="28"/>
+          <w:szCs w:val="28"/>
+        </w:rPr>
+        <w:t>)</w:t>
+      </w:r>
+    </w:p>
+    <w:p>
+      <w:pPr>
+        <w:widowControl/>
+        <w:rPr>
+          <w:sz w:val="28"/>
+          <w:szCs w:val="28"/>
+        </w:rPr>
+      </w:pPr>
+      <w:r>
+        <w:rPr>
+          <w:rFonts w:hint="eastAsia"/>
+          <w:sz w:val="28"/>
+          <w:szCs w:val="28"/>
+        </w:rPr>
+        <w:t>下圖十二可以看出</w:t>
+      </w:r>
+      <w:r>
+        <w:rPr>
+          <w:rFonts w:hint="eastAsia"/>
+          <w:sz w:val="28"/>
+          <w:szCs w:val="28"/>
+        </w:rPr>
+        <w:t xml:space="preserve"> </w:t>
+      </w:r>
+      <w:r>
+        <w:rPr>
+          <w:rFonts w:ascii="標楷體" w:hAnsi="標楷體" w:hint="eastAsia"/>
+          <w:b/>
+          <w:bCs/>
+          <w:sz w:val="28"/>
+          <w:szCs w:val="28"/>
+        </w:rPr>
+        <w:t xml:space="preserve">β </w:t>
+      </w:r>
+      <w:r>
+        <w:rPr>
+          <w:sz w:val="28"/>
+          <w:szCs w:val="28"/>
+        </w:rPr>
+        <w:t>與</w:t>
+      </w:r>
+      <w:r>
+        <w:rPr>
+          <w:sz w:val="28"/>
+          <w:szCs w:val="28"/>
+        </w:rPr>
+        <w:t xml:space="preserve"> </w:t>
+      </w:r>
+      <w:r>
+        <w:rPr>
+          <w:sz w:val="28"/>
+          <w:szCs w:val="28"/>
+        </w:rPr>
+        <w:t>reconstruction sharpness</w:t>
+      </w:r>
+      <w:r>
+        <w:rPr>
+          <w:sz w:val="28"/>
+          <w:szCs w:val="28"/>
+        </w:rPr>
+        <w:t xml:space="preserve"> </w:t>
+      </w:r>
+      <w:r>
+        <w:rPr>
+          <w:sz w:val="28"/>
+          <w:szCs w:val="28"/>
+        </w:rPr>
+        <w:t>之間的反向權衡。</w:t>
+      </w:r>
+      <w:r>
+        <w:rPr>
+          <w:rFonts w:ascii="標楷體" w:hAnsi="標楷體" w:hint="eastAsia"/>
+          <w:b/>
+          <w:bCs/>
+          <w:sz w:val="28"/>
+          <w:szCs w:val="28"/>
+        </w:rPr>
+        <w:t>β</w:t>
+      </w:r>
+      <w:r>
+        <w:rPr>
+          <w:rFonts w:ascii="標楷體" w:hAnsi="標楷體" w:hint="eastAsia"/>
+          <w:b/>
+          <w:bCs/>
+          <w:sz w:val="28"/>
+          <w:szCs w:val="28"/>
+        </w:rPr>
+        <w:t xml:space="preserve"> = 0</w:t>
+      </w:r>
+      <w:r>
+        <w:rPr>
+          <w:sz w:val="28"/>
+          <w:szCs w:val="28"/>
+        </w:rPr>
+        <w:t xml:space="preserve"> </w:t>
+      </w:r>
+      <w:r>
+        <w:rPr>
+          <w:sz w:val="28"/>
+          <w:szCs w:val="28"/>
+        </w:rPr>
+        <w:t>的模型</w:t>
+      </w:r>
+      <w:r>
+        <w:rPr>
+          <w:rFonts w:hint="eastAsia"/>
+          <w:sz w:val="28"/>
+          <w:szCs w:val="28"/>
+        </w:rPr>
+        <w:t>中影像細節最清晰</w:t>
+      </w:r>
+      <w:proofErr w:type="gramStart"/>
+      <w:r>
+        <w:rPr>
+          <w:rFonts w:hint="eastAsia"/>
+          <w:sz w:val="28"/>
+          <w:szCs w:val="28"/>
+        </w:rPr>
+        <w:t>銳利</w:t>
+      </w:r>
+      <w:r>
+        <w:rPr>
+          <w:sz w:val="28"/>
+          <w:szCs w:val="28"/>
+        </w:rPr>
+        <w:t>，</w:t>
+      </w:r>
+      <w:proofErr w:type="gramEnd"/>
+      <w:r>
+        <w:rPr>
+          <w:sz w:val="28"/>
+          <w:szCs w:val="28"/>
+        </w:rPr>
+        <w:t>因為</w:t>
+      </w:r>
+      <w:r>
+        <w:rPr>
+          <w:rFonts w:hint="eastAsia"/>
+          <w:sz w:val="28"/>
+          <w:szCs w:val="28"/>
+        </w:rPr>
+        <w:t>他</w:t>
+      </w:r>
+      <w:r>
+        <w:rPr>
+          <w:sz w:val="28"/>
+          <w:szCs w:val="28"/>
+        </w:rPr>
+        <w:t>只優化像素級的準確度。隨著</w:t>
+      </w:r>
+      <w:r>
+        <w:rPr>
+          <w:rFonts w:hint="eastAsia"/>
+          <w:sz w:val="28"/>
+          <w:szCs w:val="28"/>
+        </w:rPr>
+        <w:t xml:space="preserve"> </w:t>
+      </w:r>
+      <w:r>
+        <w:rPr>
+          <w:rFonts w:ascii="標楷體" w:hAnsi="標楷體" w:hint="eastAsia"/>
+          <w:b/>
+          <w:bCs/>
+          <w:sz w:val="28"/>
+          <w:szCs w:val="28"/>
+        </w:rPr>
+        <w:t>β</w:t>
+      </w:r>
+      <w:r>
+        <w:rPr>
+          <w:rFonts w:hint="eastAsia"/>
+          <w:sz w:val="28"/>
+          <w:szCs w:val="28"/>
+        </w:rPr>
+        <w:t xml:space="preserve"> </w:t>
+      </w:r>
+      <w:r>
+        <w:rPr>
+          <w:sz w:val="28"/>
+          <w:szCs w:val="28"/>
+        </w:rPr>
+        <w:t>值增加，模型將更多變異性壓縮到潛在空間，導致重建圖的清晰度逐漸下降，最終</w:t>
+      </w:r>
+      <w:r>
+        <w:rPr>
+          <w:rFonts w:hint="eastAsia"/>
+          <w:sz w:val="28"/>
+          <w:szCs w:val="28"/>
+        </w:rPr>
+        <w:t>可以看到當</w:t>
+      </w:r>
+      <w:r>
+        <w:rPr>
+          <w:sz w:val="28"/>
+          <w:szCs w:val="28"/>
+        </w:rPr>
+        <w:t xml:space="preserve"> </w:t>
+      </w:r>
+      <w:r>
+        <w:rPr>
+          <w:rFonts w:ascii="標楷體" w:hAnsi="標楷體" w:hint="eastAsia"/>
+          <w:b/>
+          <w:bCs/>
+          <w:sz w:val="28"/>
+          <w:szCs w:val="28"/>
+        </w:rPr>
+        <w:t>β</w:t>
+      </w:r>
+      <w:r>
+        <w:rPr>
+          <w:rFonts w:ascii="標楷體" w:hAnsi="標楷體" w:hint="eastAsia"/>
+          <w:b/>
+          <w:bCs/>
+          <w:sz w:val="28"/>
+          <w:szCs w:val="28"/>
+        </w:rPr>
+        <w:t xml:space="preserve"> </w:t>
+      </w:r>
+      <w:r>
+        <w:rPr>
+          <w:sz w:val="28"/>
+          <w:szCs w:val="28"/>
+        </w:rPr>
+        <w:t>=</w:t>
+      </w:r>
+      <w:r>
+        <w:rPr>
+          <w:rFonts w:hint="eastAsia"/>
+          <w:sz w:val="28"/>
+          <w:szCs w:val="28"/>
+        </w:rPr>
+        <w:t xml:space="preserve"> </w:t>
+      </w:r>
+      <w:r>
+        <w:rPr>
+          <w:sz w:val="28"/>
+          <w:szCs w:val="28"/>
+        </w:rPr>
+        <w:t xml:space="preserve">100 </w:t>
+      </w:r>
+      <w:r>
+        <w:rPr>
+          <w:rFonts w:hint="eastAsia"/>
+          <w:sz w:val="28"/>
+          <w:szCs w:val="28"/>
+        </w:rPr>
+        <w:t>時，</w:t>
+      </w:r>
+      <w:r>
+        <w:rPr>
+          <w:sz w:val="28"/>
+          <w:szCs w:val="28"/>
+        </w:rPr>
+        <w:t>輸出</w:t>
+      </w:r>
+      <w:r>
+        <w:rPr>
+          <w:rFonts w:hint="eastAsia"/>
+          <w:sz w:val="28"/>
+          <w:szCs w:val="28"/>
+        </w:rPr>
+        <w:t>相比原始圖像</w:t>
+      </w:r>
+      <w:r>
+        <w:rPr>
+          <w:sz w:val="28"/>
+          <w:szCs w:val="28"/>
+        </w:rPr>
+        <w:t>最</w:t>
+      </w:r>
+      <w:r>
+        <w:rPr>
+          <w:rFonts w:hint="eastAsia"/>
+          <w:sz w:val="28"/>
+          <w:szCs w:val="28"/>
+        </w:rPr>
+        <w:t>為</w:t>
+      </w:r>
+      <w:r>
+        <w:rPr>
+          <w:sz w:val="28"/>
+          <w:szCs w:val="28"/>
+        </w:rPr>
+        <w:t>模糊。</w:t>
+      </w:r>
+    </w:p>
+    <w:p>
+      <w:pPr>
+        <w:widowControl/>
+        <w:rPr>
+          <w:rFonts w:hint="eastAsia"/>
+          <w:sz w:val="28"/>
+          <w:szCs w:val="28"/>
+        </w:rPr>
+      </w:pPr>
+    </w:p>
+    <w:p>
+      <w:pPr>
+        <w:widowControl/>
+        <w:jc w:val="center"/>
+        <w:rPr>
+          <w:sz w:val="28"/>
+          <w:szCs w:val="28"/>
+        </w:rPr>
+      </w:pPr>
+      <w:r>
+        <w:rPr>
+          <w:sz w:val="28"/>
+          <w:szCs w:val="28"/>
+        </w:rPr>
+        <w:drawing>
+          <wp:inline distT="0" distB="0" distL="0" distR="0" wp14:anchorId="4B253741" wp14:editId="4FA03D63">
+            <wp:extent cx="5274310" cy="1494790"/>
+            <wp:effectExtent l="0" t="0" r="2540" b="0"/>
+            <wp:docPr id="83096530" name="圖片 1"/>
+            <wp:cNvGraphicFramePr>
+              <a:graphicFrameLocks xmlns:a="http://schemas.openxmlformats.org/drawingml/2006/main" noChangeAspect="1"/>
+            </wp:cNvGraphicFramePr>
+            <a:graphic xmlns:a="http://schemas.openxmlformats.org/drawingml/2006/main">
+              <a:graphicData uri="http://schemas.openxmlformats.org/drawingml/2006/picture">
+                <pic:pic xmlns:pic="http://schemas.openxmlformats.org/drawingml/2006/picture">
+                  <pic:nvPicPr>
+                    <pic:cNvPr id="83096530" name=""/>
+                    <pic:cNvPicPr/>
+                  </pic:nvPicPr>
+                  <pic:blipFill>
+                    <a:blip r:embed="rId22"/>
+                    <a:stretch>
+                      <a:fillRect/>
+                    </a:stretch>
+                  </pic:blipFill>
+                  <pic:spPr>
+                    <a:xfrm>
+                      <a:off x="0" y="0"/>
+                      <a:ext cx="5274310" cy="1494790"/>
+                    </a:xfrm>
+                    <a:prstGeom prst="rect">
+                      <a:avLst/>
+                    </a:prstGeom>
+                  </pic:spPr>
+                </pic:pic>
+              </a:graphicData>
+            </a:graphic>
+          </wp:inline>
+        </w:drawing>
+      </w:r>
+    </w:p>
+    <w:p>
+      <w:pPr>
+        <w:widowControl/>
+        <w:jc w:val="center"/>
+        <w:rPr>
+          <w:sz w:val="28"/>
+          <w:szCs w:val="28"/>
+        </w:rPr>
+      </w:pPr>
+      <w:r>
+        <w:rPr>
+          <w:rFonts w:hint="eastAsia"/>
+          <w:sz w:val="28"/>
+          <w:szCs w:val="28"/>
+        </w:rPr>
+        <w:t>(</w:t>
+      </w:r>
+      <w:r>
+        <w:rPr>
+          <w:rFonts w:hint="eastAsia"/>
+          <w:sz w:val="28"/>
+          <w:szCs w:val="28"/>
+        </w:rPr>
+        <w:t>圖十二，</w:t>
+      </w:r>
+      <w:r>
+        <w:rPr>
+          <w:sz w:val="28"/>
+          <w:szCs w:val="28"/>
+        </w:rPr>
+        <w:t>reconstruction sharpness</w:t>
+      </w:r>
+      <w:r>
+        <w:rPr>
+          <w:rFonts w:hint="eastAsia"/>
+          <w:sz w:val="28"/>
+          <w:szCs w:val="28"/>
+        </w:rPr>
+        <w:t>)</w:t>
+      </w:r>
+    </w:p>
+    <w:p>
+      <w:pPr>
+        <w:widowControl/>
+        <w:rPr>
+          <w:sz w:val="28"/>
+          <w:szCs w:val="28"/>
+        </w:rPr>
+      </w:pPr>
+      <w:r>
+        <w:rPr>
+          <w:sz w:val="28"/>
+          <w:szCs w:val="28"/>
+        </w:rPr>
+        <w:lastRenderedPageBreak/>
+        <w:t>根據</w:t>
+      </w:r>
+      <w:r>
+        <w:rPr>
+          <w:rFonts w:hint="eastAsia"/>
+          <w:sz w:val="28"/>
+          <w:szCs w:val="28"/>
+        </w:rPr>
+        <w:t>下圖十三</w:t>
+      </w:r>
+      <w:r>
+        <w:rPr>
+          <w:sz w:val="28"/>
+          <w:szCs w:val="28"/>
+        </w:rPr>
+        <w:t xml:space="preserve"> </w:t>
+      </w:r>
+      <w:r>
+        <w:rPr>
+          <w:sz w:val="28"/>
+          <w:szCs w:val="28"/>
+        </w:rPr>
+        <w:t>，模型在生成多樣性上與</w:t>
+      </w:r>
+      <w:r>
+        <w:rPr>
+          <w:sz w:val="28"/>
+          <w:szCs w:val="28"/>
+        </w:rPr>
+        <w:t xml:space="preserve"> </w:t>
+      </w:r>
+      <w:r>
+        <w:rPr>
+          <w:rFonts w:ascii="標楷體" w:hAnsi="標楷體" w:hint="eastAsia"/>
+          <w:sz w:val="28"/>
+          <w:szCs w:val="28"/>
+        </w:rPr>
+        <w:t>β</w:t>
+      </w:r>
+      <w:r>
+        <w:rPr>
+          <w:sz w:val="28"/>
+          <w:szCs w:val="28"/>
+        </w:rPr>
+        <w:t xml:space="preserve"> </w:t>
+      </w:r>
+      <w:r>
+        <w:rPr>
+          <w:sz w:val="28"/>
+          <w:szCs w:val="28"/>
+        </w:rPr>
+        <w:t>值呈</w:t>
+      </w:r>
+      <w:r>
+        <w:rPr>
+          <w:rFonts w:hint="eastAsia"/>
+          <w:sz w:val="28"/>
+          <w:szCs w:val="28"/>
+        </w:rPr>
+        <w:t>現</w:t>
+      </w:r>
+      <w:r>
+        <w:rPr>
+          <w:sz w:val="28"/>
+          <w:szCs w:val="28"/>
+        </w:rPr>
+        <w:t>正相關。</w:t>
+      </w:r>
+      <w:r>
+        <w:rPr>
+          <w:rFonts w:hint="eastAsia"/>
+          <w:sz w:val="28"/>
+          <w:szCs w:val="28"/>
+        </w:rPr>
+        <w:t>而</w:t>
+      </w:r>
+      <w:r>
+        <w:rPr>
+          <w:rFonts w:hint="eastAsia"/>
+          <w:sz w:val="28"/>
+          <w:szCs w:val="28"/>
+        </w:rPr>
+        <w:t xml:space="preserve"> </w:t>
+      </w:r>
+      <w:r>
+        <w:rPr>
+          <w:rFonts w:ascii="標楷體" w:hAnsi="標楷體" w:hint="eastAsia"/>
+          <w:sz w:val="28"/>
+          <w:szCs w:val="28"/>
+        </w:rPr>
+        <w:t>β</w:t>
+      </w:r>
+      <w:r>
+        <w:rPr>
+          <w:rFonts w:hint="eastAsia"/>
+          <w:sz w:val="28"/>
+          <w:szCs w:val="28"/>
+        </w:rPr>
+        <w:t xml:space="preserve"> = 100</w:t>
+      </w:r>
+      <w:r>
+        <w:rPr>
+          <w:sz w:val="28"/>
+          <w:szCs w:val="28"/>
+        </w:rPr>
+        <w:t xml:space="preserve"> </w:t>
+      </w:r>
+      <w:r>
+        <w:rPr>
+          <w:sz w:val="28"/>
+          <w:szCs w:val="28"/>
+        </w:rPr>
+        <w:t>的模型呈現出最高的多樣性，因為</w:t>
+      </w:r>
+      <w:r>
+        <w:rPr>
+          <w:sz w:val="28"/>
+          <w:szCs w:val="28"/>
+        </w:rPr>
+        <w:t xml:space="preserve">KL </w:t>
+      </w:r>
+      <w:r>
+        <w:rPr>
+          <w:sz w:val="28"/>
+          <w:szCs w:val="28"/>
+        </w:rPr>
+        <w:t>懲罰迫使潛在空間緊密貼合</w:t>
+      </w:r>
+      <m:oMath>
+        <m:r>
+          <w:rPr>
+            <w:rFonts w:ascii="Cambria Math" w:hAnsi="Cambria Math"/>
+            <w:sz w:val="28"/>
+            <w:szCs w:val="28"/>
+          </w:rPr>
+          <m:t>N</m:t>
+        </m:r>
+      </m:oMath>
+      <w:r>
+        <w:rPr>
+          <w:sz w:val="28"/>
+          <w:szCs w:val="28"/>
+        </w:rPr>
+        <w:t>(0, I)</w:t>
+      </w:r>
+      <w:r>
+        <w:rPr>
+          <w:sz w:val="28"/>
+          <w:szCs w:val="28"/>
+        </w:rPr>
+        <w:t>，使得從中</w:t>
+      </w:r>
+      <w:proofErr w:type="gramStart"/>
+      <w:r>
+        <w:rPr>
+          <w:sz w:val="28"/>
+          <w:szCs w:val="28"/>
+        </w:rPr>
+        <w:t>採</w:t>
+      </w:r>
+      <w:proofErr w:type="gramEnd"/>
+      <w:r>
+        <w:rPr>
+          <w:sz w:val="28"/>
+          <w:szCs w:val="28"/>
+        </w:rPr>
+        <w:t>樣的</w:t>
+      </w:r>
+      <w:r>
+        <w:rPr>
+          <w:sz w:val="28"/>
+          <w:szCs w:val="28"/>
+        </w:rPr>
+        <w:t xml:space="preserve"> </w:t>
+      </w:r>
+      <w:r>
+        <w:rPr>
+          <w:rFonts w:hint="eastAsia"/>
+          <w:sz w:val="28"/>
+          <w:szCs w:val="28"/>
+        </w:rPr>
+        <w:t>z</w:t>
+      </w:r>
+      <w:r>
+        <w:rPr>
+          <w:sz w:val="28"/>
+          <w:szCs w:val="28"/>
+        </w:rPr>
+        <w:t xml:space="preserve"> </w:t>
+      </w:r>
+      <w:r>
+        <w:rPr>
+          <w:sz w:val="28"/>
+          <w:szCs w:val="28"/>
+        </w:rPr>
+        <w:t>向量都能產生有效的輸出。</w:t>
+      </w:r>
+      <w:r>
+        <w:rPr>
+          <w:sz w:val="28"/>
+          <w:szCs w:val="28"/>
+        </w:rPr>
+        <w:t>而代價</w:t>
+      </w:r>
+      <w:r>
+        <w:rPr>
+          <w:rFonts w:hint="eastAsia"/>
+          <w:sz w:val="28"/>
+          <w:szCs w:val="28"/>
+        </w:rPr>
+        <w:t>則</w:t>
+      </w:r>
+      <w:r>
+        <w:rPr>
+          <w:sz w:val="28"/>
+          <w:szCs w:val="28"/>
+        </w:rPr>
+        <w:t>是這些生成的圖像普遍較模糊</w:t>
+      </w:r>
+      <w:r>
+        <w:rPr>
+          <w:rFonts w:hint="eastAsia"/>
+          <w:sz w:val="28"/>
+          <w:szCs w:val="28"/>
+        </w:rPr>
+        <w:t>且</w:t>
+      </w:r>
+      <w:r>
+        <w:rPr>
+          <w:sz w:val="28"/>
+          <w:szCs w:val="28"/>
+        </w:rPr>
+        <w:t>缺乏細節</w:t>
+      </w:r>
+      <w:r>
+        <w:rPr>
+          <w:sz w:val="28"/>
+          <w:szCs w:val="28"/>
+        </w:rPr>
+        <w:t>。相</w:t>
+      </w:r>
+      <w:r>
+        <w:rPr>
+          <w:rFonts w:hint="eastAsia"/>
+          <w:sz w:val="28"/>
+          <w:szCs w:val="28"/>
+        </w:rPr>
+        <w:t>較</w:t>
+      </w:r>
+      <w:r>
+        <w:rPr>
+          <w:sz w:val="28"/>
+          <w:szCs w:val="28"/>
+        </w:rPr>
+        <w:t>之下，</w:t>
+      </w:r>
+      <w:r>
+        <w:rPr>
+          <w:rFonts w:ascii="標楷體" w:hAnsi="標楷體" w:hint="eastAsia"/>
+          <w:sz w:val="28"/>
+          <w:szCs w:val="28"/>
+        </w:rPr>
+        <w:t>β</w:t>
+      </w:r>
+      <w:r>
+        <w:rPr>
+          <w:rFonts w:ascii="標楷體" w:hAnsi="標楷體" w:hint="eastAsia"/>
+          <w:sz w:val="28"/>
+          <w:szCs w:val="28"/>
+        </w:rPr>
+        <w:t xml:space="preserve"> </w:t>
+      </w:r>
+      <w:r>
+        <w:rPr>
+          <w:sz w:val="28"/>
+          <w:szCs w:val="28"/>
+        </w:rPr>
+        <w:t>=</w:t>
+      </w:r>
+      <w:r>
+        <w:rPr>
+          <w:rFonts w:hint="eastAsia"/>
+          <w:sz w:val="28"/>
+          <w:szCs w:val="28"/>
+        </w:rPr>
+        <w:t xml:space="preserve"> </w:t>
+      </w:r>
+      <w:r>
+        <w:rPr>
+          <w:sz w:val="28"/>
+          <w:szCs w:val="28"/>
+        </w:rPr>
+        <w:t>0</w:t>
+      </w:r>
+      <w:r>
+        <w:rPr>
+          <w:sz w:val="28"/>
+          <w:szCs w:val="28"/>
+        </w:rPr>
+        <w:t>幾乎無法產生多樣且清晰的</w:t>
+      </w:r>
+      <w:r>
+        <w:rPr>
+          <w:rFonts w:hint="eastAsia"/>
+          <w:sz w:val="28"/>
+          <w:szCs w:val="28"/>
+        </w:rPr>
+        <w:t>圖像</w:t>
+      </w:r>
+      <w:r>
+        <w:rPr>
+          <w:sz w:val="28"/>
+          <w:szCs w:val="28"/>
+        </w:rPr>
+        <w:t>，</w:t>
+      </w:r>
+      <w:r>
+        <w:rPr>
+          <w:rFonts w:ascii="標楷體" w:hAnsi="標楷體" w:hint="eastAsia"/>
+          <w:sz w:val="28"/>
+          <w:szCs w:val="28"/>
+        </w:rPr>
+        <w:t>β</w:t>
+      </w:r>
+      <w:r>
+        <w:rPr>
+          <w:rFonts w:hint="eastAsia"/>
+          <w:sz w:val="28"/>
+          <w:szCs w:val="28"/>
+        </w:rPr>
+        <w:t xml:space="preserve"> </w:t>
+      </w:r>
+      <w:r>
+        <w:rPr>
+          <w:sz w:val="28"/>
+          <w:szCs w:val="28"/>
+        </w:rPr>
+        <w:t>=</w:t>
+      </w:r>
+      <w:r>
+        <w:rPr>
+          <w:rFonts w:hint="eastAsia"/>
+          <w:sz w:val="28"/>
+          <w:szCs w:val="28"/>
+        </w:rPr>
+        <w:t xml:space="preserve"> 1</w:t>
+      </w:r>
+      <w:r>
+        <w:rPr>
+          <w:sz w:val="28"/>
+          <w:szCs w:val="28"/>
+        </w:rPr>
+        <w:t xml:space="preserve"> </w:t>
+      </w:r>
+      <w:r>
+        <w:rPr>
+          <w:sz w:val="28"/>
+          <w:szCs w:val="28"/>
+        </w:rPr>
+        <w:t>則在維持生成多樣性的同時，輸出了</w:t>
+      </w:r>
+      <w:r>
+        <w:rPr>
+          <w:rFonts w:hint="eastAsia"/>
+          <w:sz w:val="28"/>
+          <w:szCs w:val="28"/>
+        </w:rPr>
+        <w:t>效果</w:t>
+      </w:r>
+      <w:r>
+        <w:rPr>
+          <w:sz w:val="28"/>
+          <w:szCs w:val="28"/>
+        </w:rPr>
+        <w:t>最佳的圖像。</w:t>
+      </w:r>
+    </w:p>
+    <w:p>
+      <w:pPr>
+        <w:widowControl/>
+        <w:jc w:val="center"/>
+        <w:rPr>
+          <w:sz w:val="28"/>
+          <w:szCs w:val="28"/>
+        </w:rPr>
+      </w:pPr>
+    </w:p>
+    <w:p>
+      <w:pPr>
+        <w:widowControl/>
+        <w:jc w:val="center"/>
+        <w:rPr>
+          <w:sz w:val="28"/>
+          <w:szCs w:val="28"/>
+        </w:rPr>
+      </w:pPr>
+      <w:r>
+        <w:rPr>
+          <w:sz w:val="28"/>
+          <w:szCs w:val="28"/>
+        </w:rPr>
+        <w:drawing>
+          <wp:inline distT="0" distB="0" distL="0" distR="0" wp14:anchorId="51CAB373" wp14:editId="2A383949">
+            <wp:extent cx="5274310" cy="1167765"/>
+            <wp:effectExtent l="0" t="0" r="2540" b="0"/>
+            <wp:docPr id="1820929739" name="圖片 1"/>
+            <wp:cNvGraphicFramePr>
+              <a:graphicFrameLocks xmlns:a="http://schemas.openxmlformats.org/drawingml/2006/main" noChangeAspect="1"/>
+            </wp:cNvGraphicFramePr>
+            <a:graphic xmlns:a="http://schemas.openxmlformats.org/drawingml/2006/main">
+              <a:graphicData uri="http://schemas.openxmlformats.org/drawingml/2006/picture">
+                <pic:pic xmlns:pic="http://schemas.openxmlformats.org/drawingml/2006/picture">
+                  <pic:nvPicPr>
+                    <pic:cNvPr id="1820929739" name=""/>
+                    <pic:cNvPicPr/>
+                  </pic:nvPicPr>
+                  <pic:blipFill>
+                    <a:blip r:embed="rId23"/>
+                    <a:stretch>
+                      <a:fillRect/>
+                    </a:stretch>
+                  </pic:blipFill>
+                  <pic:spPr>
+                    <a:xfrm>
+                      <a:off x="0" y="0"/>
+                      <a:ext cx="5274310" cy="1167765"/>
+                    </a:xfrm>
+                    <a:prstGeom prst="rect">
+                      <a:avLst/>
+                    </a:prstGeom>
+                  </pic:spPr>
+                </pic:pic>
+              </a:graphicData>
+            </a:graphic>
+          </wp:inline>
+        </w:drawing>
+      </w:r>
+    </w:p>
+    <w:p>
+      <w:pPr>
+        <w:widowControl/>
+        <w:jc w:val="center"/>
+        <w:rPr>
+          <w:rFonts w:hint="eastAsia"/>
+          <w:sz w:val="28"/>
+          <w:szCs w:val="28"/>
+        </w:rPr>
+      </w:pPr>
+      <w:r>
+        <w:rPr>
+          <w:rFonts w:hint="eastAsia"/>
+          <w:sz w:val="28"/>
+          <w:szCs w:val="28"/>
+        </w:rPr>
+        <w:t>(</w:t>
+      </w:r>
+      <w:r>
+        <w:rPr>
+          <w:rFonts w:hint="eastAsia"/>
+          <w:sz w:val="28"/>
+          <w:szCs w:val="28"/>
+        </w:rPr>
+        <w:t>圖十三，</w:t>
+      </w:r>
+      <w:r>
+        <w:rPr>
+          <w:sz w:val="28"/>
+          <w:szCs w:val="28"/>
+        </w:rPr>
+        <w:t>generative diversity</w:t>
+      </w:r>
+      <w:r>
+        <w:rPr>
+          <w:rFonts w:hint="eastAsia"/>
+          <w:sz w:val="28"/>
+          <w:szCs w:val="28"/>
+        </w:rPr>
+        <w:t>)</w:t>
+      </w:r>
     </w:p>
     <w:sectPr>
-      <w:headerReference w:type="even" r:id="rId21"/>
-      <w:headerReference w:type="default" r:id="rId22"/>
-      <w:headerReference w:type="first" r:id="rId23"/>
+      <w:headerReference w:type="even" r:id="rId24"/>
+      <w:headerReference w:type="default" r:id="rId25"/>
+      <w:headerReference w:type="first" r:id="rId26"/>
       <w:pgSz w:w="11906" w:h="16838"/>
       <w:pgMar w:top="1440" w:right="1800" w:bottom="1440" w:left="1800" w:header="851" w:footer="992" w:gutter="0"/>
       <w:cols w:space="425"/>
